--- a/docs/atlas/ATL-06_Phieu-kho.docx
+++ b/docs/atlas/ATL-06_Phieu-kho.docx
@@ -313,7 +313,7 @@
                 <w:sz w:val="19"/>
                 <w:szCs w:val="19"/>
               </w:rPr>
-              <w:t xml:space="preserve">1.0 — 22/10/2026</w:t>
+              <w:t xml:space="preserve">1.1 — 23/10/2026</w:t>
             </w:r>
           </w:p>
         </w:tc>
@@ -537,7 +537,7 @@
           <w:sz w:val="19"/>
           <w:szCs w:val="19"/>
         </w:rPr>
-        <w:t xml:space="preserve">Lưu ý: các mã quyền là danh mục đã định nghĩa (xem ATL-23); giao diện hiện chưa kiểm tra quyền — mọi tài khoản đăng nhập đều xem và dùng được mọi chức năng.</w:t>
+        <w:t xml:space="preserve">Lưu ý: quyền được kiểm tra ở cả hai nơi — giao diện ẩn trang, mục menu và nút mà chức vụ không có quyền; máy chủ kiểm tra lại ở mọi API (thiếu quyền thì báo "Chức vụ của bạn chưa có quyền…"). Danh mục quyền: ATL-23.</w:t>
       </w:r>
     </w:p>
     <w:p>
@@ -5195,7 +5195,43 @@
           <w:sz w:val="21"/>
           <w:szCs w:val="21"/>
         </w:rPr>
-        <w:t xml:space="preserve">Hệ thống hiện chạy trên dữ liệu mô phỏng (mock) trong trình duyệt; các quy tắc dưới đây là hành vi đã cài đặt ở giao diện và sẽ ánh xạ 1:1 sang API backend.</w:t>
+        <w:t xml:space="preserve">Dữ liệu được lưu ở máy chủ (cơ sở dữ liệu PostgreSQL) và đọc / ghi qua API; các quy tắc nghiệp vụ trong tài liệu này được áp ở máy chủ, giao diện báo lỗi sớm cho người dùng. Mỗi thao tác ghi để lại một dòng Nhật ký hoạt động (ATL-27).</w:t>
+      </w:r>
+    </w:p>
+    <w:p>
+      <w:pPr>
+        <w:pStyle w:val="ListParagraph"/>
+        <w:numPr>
+          <w:ilvl w:val="0"/>
+          <w:numId w:val="2"/>
+        </w:numPr>
+        <w:spacing w:after="60" w:line="290"/>
+      </w:pPr>
+      <w:r>
+        <w:rPr>
+          <w:rFonts w:ascii="Arial" w:cs="Arial" w:eastAsia="Arial" w:hAnsi="Arial"/>
+          <w:sz w:val="21"/>
+          <w:szCs w:val="21"/>
+        </w:rPr>
+        <w:t xml:space="preserve">Trang chi tiết có mục </w:t>
+      </w:r>
+      <w:r>
+        <w:rPr>
+          <w:rFonts w:ascii="Arial" w:cs="Arial" w:eastAsia="Arial" w:hAnsi="Arial"/>
+          <w:b/>
+          <w:bCs/>
+          <w:sz w:val="21"/>
+          <w:szCs w:val="21"/>
+        </w:rPr>
+        <w:t xml:space="preserve">Nhật ký</w:t>
+      </w:r>
+      <w:r>
+        <w:rPr>
+          <w:rFonts w:ascii="Arial" w:cs="Arial" w:eastAsia="Arial" w:hAnsi="Arial"/>
+          <w:sz w:val="21"/>
+          <w:szCs w:val="21"/>
+        </w:rPr>
+        <w:t xml:space="preserve">: mọi thao tác trên bản ghi này — ai, lúc nào (đến giây), trường nào đổi từ giá trị nào sang giá trị nào, kể cả thao tác từ chứng từ liên quan. Xem ATL-27.</w:t>
       </w:r>
     </w:p>
     <w:sectPr>

--- a/docs/atlas/ATL-06_Phieu-kho.docx
+++ b/docs/atlas/ATL-06_Phieu-kho.docx
@@ -1,6 +1,6 @@
 
 <file path=word/document.xml><?xml version="1.0" encoding="utf-8"?>
-<w:document xmlns:wpc="http://schemas.microsoft.com/office/word/2010/wordprocessingCanvas" xmlns:mc="http://schemas.openxmlformats.org/markup-compatibility/2006" xmlns:o="urn:schemas-microsoft-com:office:office" xmlns:r="http://schemas.openxmlformats.org/officeDocument/2006/relationships" xmlns:m="http://schemas.openxmlformats.org/officeDocument/2006/math" xmlns:v="urn:schemas-microsoft-com:vml" xmlns:wp14="http://schemas.microsoft.com/office/word/2010/wordprocessingDrawing" xmlns:wp="http://schemas.openxmlformats.org/drawingml/2006/wordprocessingDrawing" xmlns:w10="urn:schemas-microsoft-com:office:word" xmlns:w="http://schemas.openxmlformats.org/wordprocessingml/2006/main" xmlns:w14="http://schemas.microsoft.com/office/word/2010/wordml" xmlns:w15="http://schemas.microsoft.com/office/word/2012/wordml" xmlns:wpg="http://schemas.microsoft.com/office/word/2010/wordprocessingGroup" xmlns:wpi="http://schemas.microsoft.com/office/word/2010/wordprocessingInk" xmlns:wne="http://schemas.microsoft.com/office/word/2006/wordml" xmlns:wps="http://schemas.microsoft.com/office/word/2010/wordprocessingShape" xmlns:cx="http://schemas.microsoft.com/office/drawing/2014/chartex" xmlns:cx1="http://schemas.microsoft.com/office/drawing/2015/9/8/chartex" xmlns:cx2="http://schemas.microsoft.com/office/drawing/2015/10/21/chartex" xmlns:cx3="http://schemas.microsoft.com/office/drawing/2016/5/9/chartex" xmlns:cx4="http://schemas.microsoft.com/office/drawing/2016/5/10/chartex" xmlns:cx5="http://schemas.microsoft.com/office/drawing/2016/5/11/chartex" xmlns:cx6="http://schemas.microsoft.com/office/drawing/2016/5/12/chartex" xmlns:cx7="http://schemas.microsoft.com/office/drawing/2016/5/13/chartex" xmlns:cx8="http://schemas.microsoft.com/office/drawing/2016/5/14/chartex" xmlns:aink="http://schemas.microsoft.com/office/drawing/2016/ink" xmlns:am3d="http://schemas.microsoft.com/office/drawing/2017/model3d" xmlns:w16cex="http://schemas.microsoft.com/office/word/2018/wordml/cex" xmlns:w16cid="http://schemas.microsoft.com/office/word/2016/wordml/cid" xmlns:w16="http://schemas.microsoft.com/office/word/2018/wordml" xmlns:w16sdtdh="http://schemas.microsoft.com/office/word/2020/wordml/sdtdatahash" xmlns:w16se="http://schemas.microsoft.com/office/word/2015/wordml/symex" mc:Ignorable="w14 w15 wp14">
+<w:document xmlns:r="http://schemas.openxmlformats.org/officeDocument/2006/relationships" xmlns:w="http://schemas.openxmlformats.org/wordprocessingml/2006/main">
   <w:body>
     <w:p>
       <w:pPr>
@@ -313,7 +313,7 @@
                 <w:sz w:val="19"/>
                 <w:szCs w:val="19"/>
               </w:rPr>
-              <w:t xml:space="preserve">1.1 — 23/10/2026</w:t>
+              <w:t xml:space="preserve">1.2 — 29/10/2026</w:t>
             </w:r>
           </w:p>
         </w:tc>
@@ -386,11 +386,6 @@
         </w:tc>
       </w:tr>
     </w:tbl>
-    <w:p>
-      <w:pPr>
-        <w:spacing w:after="80"/>
-      </w:pPr>
-    </w:p>
     <w:p>
       <w:pPr>
         <w:pStyle w:val="Heading1"/>
@@ -437,7 +432,7 @@
           <w:sz w:val="21"/>
           <w:szCs w:val="21"/>
         </w:rPr>
-        <w:t xml:space="preserve">Sổ chứng từ của kho: ghi mọi lần hàng vào, ra, chuyển giữa các kho hoặc điều chỉnh sau kiểm kê. Phiếu có thể do thủ kho lập tay, hoặc do hệ thống tự sinh từ đơn nhập, lệnh sản xuất, giao hàng và chuyến giao hàng.</w:t>
+        <w:t xml:space="preserve">Sổ chứng từ của kho: ghi mọi lần hàng vào, ra, chuyển giữa các kho hoặc điều chỉnh sau kiểm kê. Phiếu có thể do thủ kho lập tay, hoặc do hệ thống tự sinh từ đơn nhập (nhận hàng, trả lại hàng mua), lệnh sản xuất, giao hàng, trả hàng bán và chuyến giao hàng.</w:t>
       </w:r>
     </w:p>
     <w:p>
@@ -463,7 +458,7 @@
         <w:pStyle w:val="ListParagraph"/>
         <w:numPr>
           <w:ilvl w:val="0"/>
-          <w:numId w:val="2"/>
+          <w:numId w:val="1"/>
         </w:numPr>
         <w:spacing w:after="60" w:line="290"/>
       </w:pPr>
@@ -481,7 +476,7 @@
         <w:pStyle w:val="ListParagraph"/>
         <w:numPr>
           <w:ilvl w:val="0"/>
-          <w:numId w:val="2"/>
+          <w:numId w:val="1"/>
         </w:numPr>
         <w:spacing w:after="60" w:line="290"/>
       </w:pPr>
@@ -522,7 +517,7 @@
           <w:sz w:val="21"/>
           <w:szCs w:val="21"/>
         </w:rPr>
-        <w:t xml:space="preserve">stock_voucher.* và stocktake.*.</w:t>
+        <w:t xml:space="preserve">stock.import (phiếu nhập), stock.import_price (ghi đơn giá trên phiếu nhập), stock.export (phiếu xuất), stock.transfer (chuyển kho), stock.adjust và stock.stocktake (kiểm kê), stock.cancel (huỷ phiếu), stock.overdraw (xuất vượt tồn khi công ty tắt "Cho xuất quá số tồn").</w:t>
       </w:r>
     </w:p>
     <w:p>
@@ -560,7 +555,7 @@
     </w:p>
     <w:tbl>
       <w:tblPr>
-        <w:tblW w:type="dxa" w:w="9636"/>
+        <w:tblW w:type="dxa" w:w="9638"/>
         <w:tblBorders>
           <w:top w:val="single" w:color="auto" w:sz="4"/>
           <w:left w:val="single" w:color="auto" w:sz="4"/>
@@ -571,13 +566,15 @@
         </w:tblBorders>
       </w:tblPr>
       <w:tblGrid>
-        <w:gridCol w:w="2100"/>
+        <w:gridCol w:w="1598"/>
         <w:gridCol w:w="412"/>
-        <w:gridCol w:w="2100"/>
+        <w:gridCol w:w="1598"/>
         <w:gridCol w:w="412"/>
-        <w:gridCol w:w="2100"/>
+        <w:gridCol w:w="1598"/>
         <w:gridCol w:w="412"/>
-        <w:gridCol w:w="2100"/>
+        <w:gridCol w:w="1598"/>
+        <w:gridCol w:w="412"/>
+        <w:gridCol w:w="1598"/>
       </w:tblGrid>
       <w:tr>
         <w:trPr>
@@ -585,7 +582,7 @@
         </w:trPr>
         <w:tc>
           <w:tcPr>
-            <w:tcW w:type="dxa" w:w="2100"/>
+            <w:tcW w:type="dxa" w:w="1598"/>
             <w:tcBorders>
               <w:top w:val="single" w:color="A6A6A6" w:sz="4"/>
               <w:left w:val="single" w:color="A6A6A6" w:sz="4"/>
@@ -614,7 +611,7 @@
                 <w:sz w:val="18"/>
                 <w:szCs w:val="18"/>
               </w:rPr>
-              <w:t xml:space="preserve">Phiếu kho → Lập phiếu</w:t>
+              <w:t xml:space="preserve">Phiếu kho</w:t>
             </w:r>
           </w:p>
         </w:tc>
@@ -654,7 +651,7 @@
         </w:tc>
         <w:tc>
           <w:tcPr>
-            <w:tcW w:type="dxa" w:w="2100"/>
+            <w:tcW w:type="dxa" w:w="1598"/>
             <w:tcBorders>
               <w:top w:val="single" w:color="A6A6A6" w:sz="4"/>
               <w:left w:val="single" w:color="A6A6A6" w:sz="4"/>
@@ -683,7 +680,7 @@
                 <w:sz w:val="18"/>
                 <w:szCs w:val="18"/>
               </w:rPr>
-              <w:t xml:space="preserve">Chọn loại (Nhập / Xuất / Chuyển / Kiểm kê)</w:t>
+              <w:t xml:space="preserve">Lập phiếu</w:t>
             </w:r>
           </w:p>
         </w:tc>
@@ -723,7 +720,7 @@
         </w:tc>
         <w:tc>
           <w:tcPr>
-            <w:tcW w:type="dxa" w:w="2100"/>
+            <w:tcW w:type="dxa" w:w="1598"/>
             <w:tcBorders>
               <w:top w:val="single" w:color="A6A6A6" w:sz="4"/>
               <w:left w:val="single" w:color="A6A6A6" w:sz="4"/>
@@ -752,7 +749,7 @@
                 <w:sz w:val="18"/>
                 <w:szCs w:val="18"/>
               </w:rPr>
-              <w:t xml:space="preserve">Chọn kho, thêm dòng hàng</w:t>
+              <w:t xml:space="preserve">Chọn loại (Nhập / Xuất / Chuyển / Kiểm kê)</w:t>
             </w:r>
           </w:p>
         </w:tc>
@@ -792,7 +789,7 @@
         </w:tc>
         <w:tc>
           <w:tcPr>
-            <w:tcW w:type="dxa" w:w="2100"/>
+            <w:tcW w:type="dxa" w:w="1598"/>
             <w:tcBorders>
               <w:top w:val="single" w:color="A6A6A6" w:sz="4"/>
               <w:left w:val="single" w:color="A6A6A6" w:sz="4"/>
@@ -821,12 +818,86 @@
                 <w:sz w:val="18"/>
                 <w:szCs w:val="18"/>
               </w:rPr>
+              <w:t xml:space="preserve">Chọn kho, thêm dòng hàng</w:t>
+            </w:r>
+          </w:p>
+        </w:tc>
+        <w:tc>
+          <w:tcPr>
+            <w:tcW w:type="dxa" w:w="412"/>
+            <w:tcBorders>
+              <w:top w:val="none" w:color="FFFFFF" w:sz="0"/>
+              <w:left w:val="none" w:color="FFFFFF" w:sz="0"/>
+              <w:bottom w:val="none" w:color="FFFFFF" w:sz="0"/>
+              <w:right w:val="none" w:color="FFFFFF" w:sz="0"/>
+            </w:tcBorders>
+            <w:tcMar>
+              <w:top w:type="dxa" w:w="60"/>
+              <w:left w:type="dxa" w:w="100"/>
+              <w:bottom w:type="dxa" w:w="60"/>
+              <w:right w:type="dxa" w:w="100"/>
+            </w:tcMar>
+            <w:vAlign w:val="center"/>
+          </w:tcPr>
+          <w:p>
+            <w:pPr>
+              <w:spacing w:after="20" w:line="270"/>
+              <w:jc w:val="center"/>
+            </w:pPr>
+            <w:r>
+              <w:rPr>
+                <w:rFonts w:ascii="Arial" w:cs="Arial" w:eastAsia="Arial" w:hAnsi="Arial"/>
+                <w:b/>
+                <w:bCs/>
+                <w:sz w:val="26"/>
+                <w:szCs w:val="26"/>
+              </w:rPr>
+              <w:t xml:space="preserve">→</w:t>
+            </w:r>
+          </w:p>
+        </w:tc>
+        <w:tc>
+          <w:tcPr>
+            <w:tcW w:type="dxa" w:w="1598"/>
+            <w:tcBorders>
+              <w:top w:val="single" w:color="A6A6A6" w:sz="4"/>
+              <w:left w:val="single" w:color="A6A6A6" w:sz="4"/>
+              <w:bottom w:val="single" w:color="A6A6A6" w:sz="4"/>
+              <w:right w:val="single" w:color="A6A6A6" w:sz="4"/>
+            </w:tcBorders>
+            <w:shd w:fill="DEEAF6" w:color="auto" w:val="clear"/>
+            <w:tcMar>
+              <w:top w:type="dxa" w:w="60"/>
+              <w:left w:type="dxa" w:w="100"/>
+              <w:bottom w:type="dxa" w:w="60"/>
+              <w:right w:type="dxa" w:w="100"/>
+            </w:tcMar>
+            <w:vAlign w:val="center"/>
+          </w:tcPr>
+          <w:p>
+            <w:pPr>
+              <w:spacing w:after="20" w:line="270"/>
+              <w:jc w:val="center"/>
+            </w:pPr>
+            <w:r>
+              <w:rPr>
+                <w:rFonts w:ascii="Arial" w:cs="Arial" w:eastAsia="Arial" w:hAnsi="Arial"/>
+                <w:b/>
+                <w:bCs/>
+                <w:sz w:val="18"/>
+                <w:szCs w:val="18"/>
+              </w:rPr>
               <w:t xml:space="preserve">Lưu phiếu</w:t>
             </w:r>
           </w:p>
         </w:tc>
       </w:tr>
     </w:tbl>
+    <w:p>
+      <w:pPr>
+        <w:spacing w:after="0" w:line="120" w:lineRule="exact"/>
+      </w:pPr>
+    </w:p>
     <w:p>
       <w:pPr>
         <w:spacing w:after="40" w:before="40" w:line="300"/>
@@ -844,7 +915,7 @@
     </w:p>
     <w:tbl>
       <w:tblPr>
-        <w:tblW w:type="dxa" w:w="2100"/>
+        <w:tblW w:type="dxa" w:w="9638"/>
         <w:tblBorders>
           <w:top w:val="single" w:color="auto" w:sz="4"/>
           <w:left w:val="single" w:color="auto" w:sz="4"/>
@@ -855,7 +926,7 @@
         </w:tblBorders>
       </w:tblPr>
       <w:tblGrid>
-        <w:gridCol w:w="2100"/>
+        <w:gridCol w:w="9638"/>
       </w:tblGrid>
       <w:tr>
         <w:trPr>
@@ -863,7 +934,7 @@
         </w:trPr>
         <w:tc>
           <w:tcPr>
-            <w:tcW w:type="dxa" w:w="2100"/>
+            <w:tcW w:type="dxa" w:w="9638"/>
             <w:tcBorders>
               <w:top w:val="single" w:color="A6A6A6" w:sz="4"/>
               <w:left w:val="single" w:color="A6A6A6" w:sz="4"/>
@@ -900,7 +971,7 @@
     </w:tbl>
     <w:p>
       <w:pPr>
-        <w:spacing w:after="80"/>
+        <w:spacing w:after="0" w:line="120" w:lineRule="exact"/>
       </w:pPr>
     </w:p>
     <w:tbl>
@@ -916,10 +987,10 @@
         </w:tblBorders>
       </w:tblPr>
       <w:tblGrid>
-        <w:gridCol w:w="596"/>
-        <w:gridCol w:w="1490"/>
-        <w:gridCol w:w="3974"/>
-        <w:gridCol w:w="3578"/>
+        <w:gridCol w:w="660"/>
+        <w:gridCol w:w="1100"/>
+        <w:gridCol w:w="3396"/>
+        <w:gridCol w:w="4482"/>
       </w:tblGrid>
       <w:tr>
         <w:trPr>
@@ -928,7 +999,7 @@
         </w:trPr>
         <w:tc>
           <w:tcPr>
-            <w:tcW w:type="dxa" w:w="596"/>
+            <w:tcW w:type="dxa" w:w="660"/>
             <w:tcBorders>
               <w:top w:val="single" w:color="A6A6A6" w:sz="4"/>
               <w:left w:val="single" w:color="A6A6A6" w:sz="4"/>
@@ -962,7 +1033,7 @@
         </w:tc>
         <w:tc>
           <w:tcPr>
-            <w:tcW w:type="dxa" w:w="1490"/>
+            <w:tcW w:type="dxa" w:w="1100"/>
             <w:tcBorders>
               <w:top w:val="single" w:color="A6A6A6" w:sz="4"/>
               <w:left w:val="single" w:color="A6A6A6" w:sz="4"/>
@@ -996,7 +1067,7 @@
         </w:tc>
         <w:tc>
           <w:tcPr>
-            <w:tcW w:type="dxa" w:w="3974"/>
+            <w:tcW w:type="dxa" w:w="3396"/>
             <w:tcBorders>
               <w:top w:val="single" w:color="A6A6A6" w:sz="4"/>
               <w:left w:val="single" w:color="A6A6A6" w:sz="4"/>
@@ -1030,7 +1101,7 @@
         </w:tc>
         <w:tc>
           <w:tcPr>
-            <w:tcW w:type="dxa" w:w="3578"/>
+            <w:tcW w:type="dxa" w:w="4482"/>
             <w:tcBorders>
               <w:top w:val="single" w:color="A6A6A6" w:sz="4"/>
               <w:left w:val="single" w:color="A6A6A6" w:sz="4"/>
@@ -1069,7 +1140,7 @@
         </w:trPr>
         <w:tc>
           <w:tcPr>
-            <w:tcW w:type="dxa" w:w="596"/>
+            <w:tcW w:type="dxa" w:w="660"/>
             <w:tcBorders>
               <w:top w:val="single" w:color="A6A6A6" w:sz="4"/>
               <w:left w:val="single" w:color="A6A6A6" w:sz="4"/>
@@ -1100,7 +1171,7 @@
         </w:tc>
         <w:tc>
           <w:tcPr>
-            <w:tcW w:type="dxa" w:w="1490"/>
+            <w:tcW w:type="dxa" w:w="1100"/>
             <w:tcBorders>
               <w:top w:val="single" w:color="A6A6A6" w:sz="4"/>
               <w:left w:val="single" w:color="A6A6A6" w:sz="4"/>
@@ -1131,7 +1202,7 @@
         </w:tc>
         <w:tc>
           <w:tcPr>
-            <w:tcW w:type="dxa" w:w="3974"/>
+            <w:tcW w:type="dxa" w:w="3396"/>
             <w:tcBorders>
               <w:top w:val="single" w:color="A6A6A6" w:sz="4"/>
               <w:left w:val="single" w:color="A6A6A6" w:sz="4"/>
@@ -1162,32 +1233,32 @@
         </w:tc>
         <w:tc>
           <w:tcPr>
-            <w:tcW w:type="dxa" w:w="3578"/>
-            <w:tcBorders>
-              <w:top w:val="single" w:color="A6A6A6" w:sz="4"/>
-              <w:left w:val="single" w:color="A6A6A6" w:sz="4"/>
-              <w:bottom w:val="single" w:color="A6A6A6" w:sz="4"/>
-              <w:right w:val="single" w:color="A6A6A6" w:sz="4"/>
-            </w:tcBorders>
-            <w:tcMar>
-              <w:top w:type="dxa" w:w="60"/>
-              <w:left w:type="dxa" w:w="100"/>
-              <w:bottom w:type="dxa" w:w="60"/>
-              <w:right w:type="dxa" w:w="100"/>
-            </w:tcMar>
-            <w:vAlign w:val="top"/>
-          </w:tcPr>
-          <w:p>
-            <w:pPr>
-              <w:spacing w:after="20" w:line="270"/>
-            </w:pPr>
-            <w:r>
-              <w:rPr>
-                <w:rFonts w:ascii="Arial" w:cs="Arial" w:eastAsia="Arial" w:hAnsi="Arial"/>
-                <w:sz w:val="19"/>
-                <w:szCs w:val="19"/>
-              </w:rPr>
-              <w:t xml:space="preserve">Mở form /kho/phieu/lap/in | out | transfer | adjust.</w:t>
+            <w:tcW w:type="dxa" w:w="4482"/>
+            <w:tcBorders>
+              <w:top w:val="single" w:color="A6A6A6" w:sz="4"/>
+              <w:left w:val="single" w:color="A6A6A6" w:sz="4"/>
+              <w:bottom w:val="single" w:color="A6A6A6" w:sz="4"/>
+              <w:right w:val="single" w:color="A6A6A6" w:sz="4"/>
+            </w:tcBorders>
+            <w:tcMar>
+              <w:top w:type="dxa" w:w="60"/>
+              <w:left w:type="dxa" w:w="100"/>
+              <w:bottom w:type="dxa" w:w="60"/>
+              <w:right w:type="dxa" w:w="100"/>
+            </w:tcMar>
+            <w:vAlign w:val="top"/>
+          </w:tcPr>
+          <w:p>
+            <w:pPr>
+              <w:spacing w:after="20" w:line="270"/>
+            </w:pPr>
+            <w:r>
+              <w:rPr>
+                <w:rFonts w:ascii="Arial" w:cs="Arial" w:eastAsia="Arial" w:hAnsi="Arial"/>
+                <w:sz w:val="19"/>
+                <w:szCs w:val="19"/>
+              </w:rPr>
+              <w:t xml:space="preserve">Mở form /kho/phieu/lap/in</w:t>
             </w:r>
           </w:p>
         </w:tc>
@@ -1198,7 +1269,7 @@
         </w:trPr>
         <w:tc>
           <w:tcPr>
-            <w:tcW w:type="dxa" w:w="596"/>
+            <w:tcW w:type="dxa" w:w="660"/>
             <w:tcBorders>
               <w:top w:val="single" w:color="A6A6A6" w:sz="4"/>
               <w:left w:val="single" w:color="A6A6A6" w:sz="4"/>
@@ -1229,7 +1300,7 @@
         </w:tc>
         <w:tc>
           <w:tcPr>
-            <w:tcW w:type="dxa" w:w="1490"/>
+            <w:tcW w:type="dxa" w:w="1100"/>
             <w:tcBorders>
               <w:top w:val="single" w:color="A6A6A6" w:sz="4"/>
               <w:left w:val="single" w:color="A6A6A6" w:sz="4"/>
@@ -1260,7 +1331,7 @@
         </w:tc>
         <w:tc>
           <w:tcPr>
-            <w:tcW w:type="dxa" w:w="3974"/>
+            <w:tcW w:type="dxa" w:w="3396"/>
             <w:tcBorders>
               <w:top w:val="single" w:color="A6A6A6" w:sz="4"/>
               <w:left w:val="single" w:color="A6A6A6" w:sz="4"/>
@@ -1291,32 +1362,32 @@
         </w:tc>
         <w:tc>
           <w:tcPr>
-            <w:tcW w:type="dxa" w:w="3578"/>
-            <w:tcBorders>
-              <w:top w:val="single" w:color="A6A6A6" w:sz="4"/>
-              <w:left w:val="single" w:color="A6A6A6" w:sz="4"/>
-              <w:bottom w:val="single" w:color="A6A6A6" w:sz="4"/>
-              <w:right w:val="single" w:color="A6A6A6" w:sz="4"/>
-            </w:tcBorders>
-            <w:tcMar>
-              <w:top w:type="dxa" w:w="60"/>
-              <w:left w:type="dxa" w:w="100"/>
-              <w:bottom w:type="dxa" w:w="60"/>
-              <w:right w:type="dxa" w:w="100"/>
-            </w:tcMar>
-            <w:vAlign w:val="top"/>
-          </w:tcPr>
-          <w:p>
-            <w:pPr>
-              <w:spacing w:after="20" w:line="270"/>
-            </w:pPr>
-            <w:r>
-              <w:rPr>
-                <w:rFonts w:ascii="Arial" w:cs="Arial" w:eastAsia="Arial" w:hAnsi="Arial"/>
-                <w:sz w:val="19"/>
-                <w:szCs w:val="19"/>
-              </w:rPr>
-              <w:t xml:space="preserve">Banner ghi chú riêng từng loại (ví dụ phiếu xuất không có tiền, không sinh công nợ).</w:t>
+            <w:tcW w:type="dxa" w:w="4482"/>
+            <w:tcBorders>
+              <w:top w:val="single" w:color="A6A6A6" w:sz="4"/>
+              <w:left w:val="single" w:color="A6A6A6" w:sz="4"/>
+              <w:bottom w:val="single" w:color="A6A6A6" w:sz="4"/>
+              <w:right w:val="single" w:color="A6A6A6" w:sz="4"/>
+            </w:tcBorders>
+            <w:tcMar>
+              <w:top w:type="dxa" w:w="60"/>
+              <w:left w:type="dxa" w:w="100"/>
+              <w:bottom w:type="dxa" w:w="60"/>
+              <w:right w:type="dxa" w:w="100"/>
+            </w:tcMar>
+            <w:vAlign w:val="top"/>
+          </w:tcPr>
+          <w:p>
+            <w:pPr>
+              <w:spacing w:after="20" w:line="270"/>
+            </w:pPr>
+            <w:r>
+              <w:rPr>
+                <w:rFonts w:ascii="Arial" w:cs="Arial" w:eastAsia="Arial" w:hAnsi="Arial"/>
+                <w:sz w:val="19"/>
+                <w:szCs w:val="19"/>
+              </w:rPr>
+              <w:t xml:space="preserve">Ngày phiếu không được sau hôm nay và không thuộc kỳ đã khoá sổ. Banner ghi chú riêng từng loại (ví dụ phiếu xuất không có tiền, không sinh công nợ).</w:t>
             </w:r>
           </w:p>
         </w:tc>
@@ -1327,7 +1398,7 @@
         </w:trPr>
         <w:tc>
           <w:tcPr>
-            <w:tcW w:type="dxa" w:w="596"/>
+            <w:tcW w:type="dxa" w:w="660"/>
             <w:tcBorders>
               <w:top w:val="single" w:color="A6A6A6" w:sz="4"/>
               <w:left w:val="single" w:color="A6A6A6" w:sz="4"/>
@@ -1358,7 +1429,7 @@
         </w:tc>
         <w:tc>
           <w:tcPr>
-            <w:tcW w:type="dxa" w:w="1490"/>
+            <w:tcW w:type="dxa" w:w="1100"/>
             <w:tcBorders>
               <w:top w:val="single" w:color="A6A6A6" w:sz="4"/>
               <w:left w:val="single" w:color="A6A6A6" w:sz="4"/>
@@ -1389,38 +1460,38 @@
         </w:tc>
         <w:tc>
           <w:tcPr>
-            <w:tcW w:type="dxa" w:w="3974"/>
-            <w:tcBorders>
-              <w:top w:val="single" w:color="A6A6A6" w:sz="4"/>
-              <w:left w:val="single" w:color="A6A6A6" w:sz="4"/>
-              <w:bottom w:val="single" w:color="A6A6A6" w:sz="4"/>
-              <w:right w:val="single" w:color="A6A6A6" w:sz="4"/>
-            </w:tcBorders>
-            <w:tcMar>
-              <w:top w:type="dxa" w:w="60"/>
-              <w:left w:type="dxa" w:w="100"/>
-              <w:bottom w:type="dxa" w:w="60"/>
-              <w:right w:type="dxa" w:w="100"/>
-            </w:tcMar>
-            <w:vAlign w:val="top"/>
-          </w:tcPr>
-          <w:p>
-            <w:pPr>
-              <w:spacing w:after="20" w:line="270"/>
-            </w:pPr>
-            <w:r>
-              <w:rPr>
-                <w:rFonts w:ascii="Arial" w:cs="Arial" w:eastAsia="Arial" w:hAnsi="Arial"/>
-                <w:sz w:val="19"/>
-                <w:szCs w:val="19"/>
-              </w:rPr>
-              <w:t xml:space="preserve">Thêm dòng: chọn hàng, ĐVT (chính hoặc quy đổi), số lượng; phiếu nhập thêm đơn giá nhập; kiểm kê nhập số thực đếm.</w:t>
-            </w:r>
-          </w:p>
-        </w:tc>
-        <w:tc>
-          <w:tcPr>
-            <w:tcW w:type="dxa" w:w="3578"/>
+            <w:tcW w:type="dxa" w:w="3396"/>
+            <w:tcBorders>
+              <w:top w:val="single" w:color="A6A6A6" w:sz="4"/>
+              <w:left w:val="single" w:color="A6A6A6" w:sz="4"/>
+              <w:bottom w:val="single" w:color="A6A6A6" w:sz="4"/>
+              <w:right w:val="single" w:color="A6A6A6" w:sz="4"/>
+            </w:tcBorders>
+            <w:tcMar>
+              <w:top w:type="dxa" w:w="60"/>
+              <w:left w:type="dxa" w:w="100"/>
+              <w:bottom w:type="dxa" w:w="60"/>
+              <w:right w:type="dxa" w:w="100"/>
+            </w:tcMar>
+            <w:vAlign w:val="top"/>
+          </w:tcPr>
+          <w:p>
+            <w:pPr>
+              <w:spacing w:after="20" w:line="270"/>
+            </w:pPr>
+            <w:r>
+              <w:rPr>
+                <w:rFonts w:ascii="Arial" w:cs="Arial" w:eastAsia="Arial" w:hAnsi="Arial"/>
+                <w:sz w:val="19"/>
+                <w:szCs w:val="19"/>
+              </w:rPr>
+              <w:t xml:space="preserve">Thêm dòng: chọn hàng (ô chọn có tìm, xếp theo mã), ĐVT (chính hoặc quy đổi), số lượng; phiếu nhập thêm đơn giá nhập (nếu có quyền); kiểm kê nhập số thực đếm.</w:t>
+            </w:r>
+          </w:p>
+        </w:tc>
+        <w:tc>
+          <w:tcPr>
+            <w:tcW w:type="dxa" w:w="4482"/>
             <w:tcBorders>
               <w:top w:val="single" w:color="A6A6A6" w:sz="4"/>
               <w:left w:val="single" w:color="A6A6A6" w:sz="4"/>
@@ -1456,7 +1527,7 @@
         </w:trPr>
         <w:tc>
           <w:tcPr>
-            <w:tcW w:type="dxa" w:w="596"/>
+            <w:tcW w:type="dxa" w:w="660"/>
             <w:tcBorders>
               <w:top w:val="single" w:color="A6A6A6" w:sz="4"/>
               <w:left w:val="single" w:color="A6A6A6" w:sz="4"/>
@@ -1487,7 +1558,7 @@
         </w:tc>
         <w:tc>
           <w:tcPr>
-            <w:tcW w:type="dxa" w:w="1490"/>
+            <w:tcW w:type="dxa" w:w="1100"/>
             <w:tcBorders>
               <w:top w:val="single" w:color="A6A6A6" w:sz="4"/>
               <w:left w:val="single" w:color="A6A6A6" w:sz="4"/>
@@ -1518,7 +1589,7 @@
         </w:tc>
         <w:tc>
           <w:tcPr>
-            <w:tcW w:type="dxa" w:w="3974"/>
+            <w:tcW w:type="dxa" w:w="3396"/>
             <w:tcBorders>
               <w:top w:val="single" w:color="A6A6A6" w:sz="4"/>
               <w:left w:val="single" w:color="A6A6A6" w:sz="4"/>
@@ -1549,7 +1620,7 @@
         </w:tc>
         <w:tc>
           <w:tcPr>
-            <w:tcW w:type="dxa" w:w="3578"/>
+            <w:tcW w:type="dxa" w:w="4482"/>
             <w:tcBorders>
               <w:top w:val="single" w:color="A6A6A6" w:sz="4"/>
               <w:left w:val="single" w:color="A6A6A6" w:sz="4"/>
@@ -1585,7 +1656,7 @@
         </w:trPr>
         <w:tc>
           <w:tcPr>
-            <w:tcW w:type="dxa" w:w="596"/>
+            <w:tcW w:type="dxa" w:w="660"/>
             <w:tcBorders>
               <w:top w:val="single" w:color="A6A6A6" w:sz="4"/>
               <w:left w:val="single" w:color="A6A6A6" w:sz="4"/>
@@ -1616,7 +1687,7 @@
         </w:tc>
         <w:tc>
           <w:tcPr>
-            <w:tcW w:type="dxa" w:w="1490"/>
+            <w:tcW w:type="dxa" w:w="1100"/>
             <w:tcBorders>
               <w:top w:val="single" w:color="A6A6A6" w:sz="4"/>
               <w:left w:val="single" w:color="A6A6A6" w:sz="4"/>
@@ -1647,7 +1718,7 @@
         </w:tc>
         <w:tc>
           <w:tcPr>
-            <w:tcW w:type="dxa" w:w="3974"/>
+            <w:tcW w:type="dxa" w:w="3396"/>
             <w:tcBorders>
               <w:top w:val="single" w:color="A6A6A6" w:sz="4"/>
               <w:left w:val="single" w:color="A6A6A6" w:sz="4"/>
@@ -1678,7 +1749,7 @@
         </w:tc>
         <w:tc>
           <w:tcPr>
-            <w:tcW w:type="dxa" w:w="3578"/>
+            <w:tcW w:type="dxa" w:w="4482"/>
             <w:tcBorders>
               <w:top w:val="single" w:color="A6A6A6" w:sz="4"/>
               <w:left w:val="single" w:color="A6A6A6" w:sz="4"/>
@@ -1714,7 +1785,7 @@
         </w:trPr>
         <w:tc>
           <w:tcPr>
-            <w:tcW w:type="dxa" w:w="596"/>
+            <w:tcW w:type="dxa" w:w="660"/>
             <w:tcBorders>
               <w:top w:val="single" w:color="A6A6A6" w:sz="4"/>
               <w:left w:val="single" w:color="A6A6A6" w:sz="4"/>
@@ -1745,7 +1816,7 @@
         </w:tc>
         <w:tc>
           <w:tcPr>
-            <w:tcW w:type="dxa" w:w="1490"/>
+            <w:tcW w:type="dxa" w:w="1100"/>
             <w:tcBorders>
               <w:top w:val="single" w:color="A6A6A6" w:sz="4"/>
               <w:left w:val="single" w:color="A6A6A6" w:sz="4"/>
@@ -1776,7 +1847,7 @@
         </w:tc>
         <w:tc>
           <w:tcPr>
-            <w:tcW w:type="dxa" w:w="3974"/>
+            <w:tcW w:type="dxa" w:w="3396"/>
             <w:tcBorders>
               <w:top w:val="single" w:color="A6A6A6" w:sz="4"/>
               <w:left w:val="single" w:color="A6A6A6" w:sz="4"/>
@@ -1807,7 +1878,7 @@
         </w:tc>
         <w:tc>
           <w:tcPr>
-            <w:tcW w:type="dxa" w:w="3578"/>
+            <w:tcW w:type="dxa" w:w="4482"/>
             <w:tcBorders>
               <w:top w:val="single" w:color="A6A6A6" w:sz="4"/>
               <w:left w:val="single" w:color="A6A6A6" w:sz="4"/>
@@ -1838,6 +1909,11 @@
         </w:tc>
       </w:tr>
     </w:tbl>
+    <w:p>
+      <w:pPr>
+        <w:spacing w:after="60"/>
+      </w:pPr>
+    </w:p>
     <w:p>
       <w:pPr>
         <w:pStyle w:val="Heading1"/>
@@ -1869,8 +1945,8 @@
         </w:tblBorders>
       </w:tblPr>
       <w:tblGrid>
-        <w:gridCol w:w="2409"/>
-        <w:gridCol w:w="7229"/>
+        <w:gridCol w:w="1430"/>
+        <w:gridCol w:w="8208"/>
       </w:tblGrid>
       <w:tr>
         <w:trPr>
@@ -1879,7 +1955,7 @@
         </w:trPr>
         <w:tc>
           <w:tcPr>
-            <w:tcW w:type="dxa" w:w="2409"/>
+            <w:tcW w:type="dxa" w:w="1430"/>
             <w:tcBorders>
               <w:top w:val="single" w:color="A6A6A6" w:sz="4"/>
               <w:left w:val="single" w:color="A6A6A6" w:sz="4"/>
@@ -1913,7 +1989,7 @@
         </w:tc>
         <w:tc>
           <w:tcPr>
-            <w:tcW w:type="dxa" w:w="7229"/>
+            <w:tcW w:type="dxa" w:w="8208"/>
             <w:tcBorders>
               <w:top w:val="single" w:color="A6A6A6" w:sz="4"/>
               <w:left w:val="single" w:color="A6A6A6" w:sz="4"/>
@@ -1952,7 +2028,7 @@
         </w:trPr>
         <w:tc>
           <w:tcPr>
-            <w:tcW w:type="dxa" w:w="2409"/>
+            <w:tcW w:type="dxa" w:w="1430"/>
             <w:tcBorders>
               <w:top w:val="single" w:color="A6A6A6" w:sz="4"/>
               <w:left w:val="single" w:color="A6A6A6" w:sz="4"/>
@@ -1983,32 +2059,32 @@
         </w:tc>
         <w:tc>
           <w:tcPr>
-            <w:tcW w:type="dxa" w:w="7229"/>
-            <w:tcBorders>
-              <w:top w:val="single" w:color="A6A6A6" w:sz="4"/>
-              <w:left w:val="single" w:color="A6A6A6" w:sz="4"/>
-              <w:bottom w:val="single" w:color="A6A6A6" w:sz="4"/>
-              <w:right w:val="single" w:color="A6A6A6" w:sz="4"/>
-            </w:tcBorders>
-            <w:tcMar>
-              <w:top w:type="dxa" w:w="60"/>
-              <w:left w:type="dxa" w:w="100"/>
-              <w:bottom w:type="dxa" w:w="60"/>
-              <w:right w:type="dxa" w:w="100"/>
-            </w:tcMar>
-            <w:vAlign w:val="top"/>
-          </w:tcPr>
-          <w:p>
-            <w:pPr>
-              <w:spacing w:after="20" w:line="270"/>
-            </w:pPr>
-            <w:r>
-              <w:rPr>
-                <w:rFonts w:ascii="Arial" w:cs="Arial" w:eastAsia="Arial" w:hAnsi="Arial"/>
-                <w:sz w:val="19"/>
-                <w:szCs w:val="19"/>
-              </w:rPr>
-              <w:t xml:space="preserve">Tìm theo mã, lý do, hàng trong phiếu; lọc Loại phiếu (có chấm màu), Kho, Kỳ, Người lập, "Hiện phiếu đã huỷ"; chip bộ lọc; tổng số phiếu theo loại và giá trị nhập; xuất Excel (mỗi dòng hàng một dòng).</w:t>
+            <w:tcW w:type="dxa" w:w="8208"/>
+            <w:tcBorders>
+              <w:top w:val="single" w:color="A6A6A6" w:sz="4"/>
+              <w:left w:val="single" w:color="A6A6A6" w:sz="4"/>
+              <w:bottom w:val="single" w:color="A6A6A6" w:sz="4"/>
+              <w:right w:val="single" w:color="A6A6A6" w:sz="4"/>
+            </w:tcBorders>
+            <w:tcMar>
+              <w:top w:type="dxa" w:w="60"/>
+              <w:left w:type="dxa" w:w="100"/>
+              <w:bottom w:type="dxa" w:w="60"/>
+              <w:right w:type="dxa" w:w="100"/>
+            </w:tcMar>
+            <w:vAlign w:val="top"/>
+          </w:tcPr>
+          <w:p>
+            <w:pPr>
+              <w:spacing w:after="20" w:line="270"/>
+            </w:pPr>
+            <w:r>
+              <w:rPr>
+                <w:rFonts w:ascii="Arial" w:cs="Arial" w:eastAsia="Arial" w:hAnsi="Arial"/>
+                <w:sz w:val="19"/>
+                <w:szCs w:val="19"/>
+              </w:rPr>
+              <w:t xml:space="preserve">Phân trang trên máy chủ (lúc đăng nhập chỉ nạp 90 ngày gần nhất; phiếu cũ đọc khi cần). Tìm không dấu theo mã, lý do, hàng trong phiếu; lọc Loại phiếu (có chấm màu), Kho, Kỳ, Người lập, "Hiện phiếu đã huỷ"; chip bộ lọc; số phiếu theo loại và giá trị nhập tính trên máy chủ; xuất Excel (mỗi dòng hàng một dòng, lấy mọi phiếu khớp lọc).</w:t>
             </w:r>
           </w:p>
         </w:tc>
@@ -2019,7 +2095,7 @@
         </w:trPr>
         <w:tc>
           <w:tcPr>
-            <w:tcW w:type="dxa" w:w="2409"/>
+            <w:tcW w:type="dxa" w:w="1430"/>
             <w:tcBorders>
               <w:top w:val="single" w:color="A6A6A6" w:sz="4"/>
               <w:left w:val="single" w:color="A6A6A6" w:sz="4"/>
@@ -2050,7 +2126,7 @@
         </w:tc>
         <w:tc>
           <w:tcPr>
-            <w:tcW w:type="dxa" w:w="7229"/>
+            <w:tcW w:type="dxa" w:w="8208"/>
             <w:tcBorders>
               <w:top w:val="single" w:color="A6A6A6" w:sz="4"/>
               <w:left w:val="single" w:color="A6A6A6" w:sz="4"/>
@@ -2086,7 +2162,7 @@
         </w:trPr>
         <w:tc>
           <w:tcPr>
-            <w:tcW w:type="dxa" w:w="2409"/>
+            <w:tcW w:type="dxa" w:w="1430"/>
             <w:tcBorders>
               <w:top w:val="single" w:color="A6A6A6" w:sz="4"/>
               <w:left w:val="single" w:color="A6A6A6" w:sz="4"/>
@@ -2117,7 +2193,7 @@
         </w:tc>
         <w:tc>
           <w:tcPr>
-            <w:tcW w:type="dxa" w:w="7229"/>
+            <w:tcW w:type="dxa" w:w="8208"/>
             <w:tcBorders>
               <w:top w:val="single" w:color="A6A6A6" w:sz="4"/>
               <w:left w:val="single" w:color="A6A6A6" w:sz="4"/>
@@ -2153,7 +2229,7 @@
         </w:trPr>
         <w:tc>
           <w:tcPr>
-            <w:tcW w:type="dxa" w:w="2409"/>
+            <w:tcW w:type="dxa" w:w="1430"/>
             <w:tcBorders>
               <w:top w:val="single" w:color="A6A6A6" w:sz="4"/>
               <w:left w:val="single" w:color="A6A6A6" w:sz="4"/>
@@ -2184,7 +2260,7 @@
         </w:tc>
         <w:tc>
           <w:tcPr>
-            <w:tcW w:type="dxa" w:w="7229"/>
+            <w:tcW w:type="dxa" w:w="8208"/>
             <w:tcBorders>
               <w:top w:val="single" w:color="A6A6A6" w:sz="4"/>
               <w:left w:val="single" w:color="A6A6A6" w:sz="4"/>
@@ -2220,7 +2296,7 @@
         </w:trPr>
         <w:tc>
           <w:tcPr>
-            <w:tcW w:type="dxa" w:w="2409"/>
+            <w:tcW w:type="dxa" w:w="1430"/>
             <w:tcBorders>
               <w:top w:val="single" w:color="A6A6A6" w:sz="4"/>
               <w:left w:val="single" w:color="A6A6A6" w:sz="4"/>
@@ -2251,37 +2327,42 @@
         </w:tc>
         <w:tc>
           <w:tcPr>
-            <w:tcW w:type="dxa" w:w="7229"/>
-            <w:tcBorders>
-              <w:top w:val="single" w:color="A6A6A6" w:sz="4"/>
-              <w:left w:val="single" w:color="A6A6A6" w:sz="4"/>
-              <w:bottom w:val="single" w:color="A6A6A6" w:sz="4"/>
-              <w:right w:val="single" w:color="A6A6A6" w:sz="4"/>
-            </w:tcBorders>
-            <w:tcMar>
-              <w:top w:type="dxa" w:w="60"/>
-              <w:left w:type="dxa" w:w="100"/>
-              <w:bottom w:type="dxa" w:w="60"/>
-              <w:right w:type="dxa" w:w="100"/>
-            </w:tcMar>
-            <w:vAlign w:val="top"/>
-          </w:tcPr>
-          <w:p>
-            <w:pPr>
-              <w:spacing w:after="20" w:line="270"/>
-            </w:pPr>
-            <w:r>
-              <w:rPr>
-                <w:rFonts w:ascii="Arial" w:cs="Arial" w:eastAsia="Arial" w:hAnsi="Arial"/>
-                <w:sz w:val="19"/>
-                <w:szCs w:val="19"/>
-              </w:rPr>
-              <w:t xml:space="preserve">Mẫu phiếu theo loại, có tiêu đề, ngày, kho, lý do, bảng hàng, bốn chỗ ký.</w:t>
+            <w:tcW w:type="dxa" w:w="8208"/>
+            <w:tcBorders>
+              <w:top w:val="single" w:color="A6A6A6" w:sz="4"/>
+              <w:left w:val="single" w:color="A6A6A6" w:sz="4"/>
+              <w:bottom w:val="single" w:color="A6A6A6" w:sz="4"/>
+              <w:right w:val="single" w:color="A6A6A6" w:sz="4"/>
+            </w:tcBorders>
+            <w:tcMar>
+              <w:top w:type="dxa" w:w="60"/>
+              <w:left w:type="dxa" w:w="100"/>
+              <w:bottom w:type="dxa" w:w="60"/>
+              <w:right w:type="dxa" w:w="100"/>
+            </w:tcMar>
+            <w:vAlign w:val="top"/>
+          </w:tcPr>
+          <w:p>
+            <w:pPr>
+              <w:spacing w:after="20" w:line="270"/>
+            </w:pPr>
+            <w:r>
+              <w:rPr>
+                <w:rFonts w:ascii="Arial" w:cs="Arial" w:eastAsia="Arial" w:hAnsi="Arial"/>
+                <w:sz w:val="19"/>
+                <w:szCs w:val="19"/>
+              </w:rPr>
+              <w:t xml:space="preserve">Mẫu phiếu theo loại, có tiêu đề, ngày, kho, lý do, bảng hàng, các chỗ ký; in khổ A4, A5 hoặc giấy nhiệt K80.</w:t>
             </w:r>
           </w:p>
         </w:tc>
       </w:tr>
     </w:tbl>
+    <w:p>
+      <w:pPr>
+        <w:spacing w:after="60"/>
+      </w:pPr>
+    </w:p>
     <w:p>
       <w:pPr>
         <w:pStyle w:val="Heading1"/>
@@ -2313,9 +2394,9 @@
         </w:tblBorders>
       </w:tblPr>
       <w:tblGrid>
-        <w:gridCol w:w="2007"/>
-        <w:gridCol w:w="4015"/>
-        <w:gridCol w:w="3616"/>
+        <w:gridCol w:w="1268"/>
+        <w:gridCol w:w="4946"/>
+        <w:gridCol w:w="3424"/>
       </w:tblGrid>
       <w:tr>
         <w:trPr>
@@ -2324,7 +2405,7 @@
         </w:trPr>
         <w:tc>
           <w:tcPr>
-            <w:tcW w:type="dxa" w:w="2007"/>
+            <w:tcW w:type="dxa" w:w="1268"/>
             <w:tcBorders>
               <w:top w:val="single" w:color="A6A6A6" w:sz="4"/>
               <w:left w:val="single" w:color="A6A6A6" w:sz="4"/>
@@ -2358,7 +2439,7 @@
         </w:tc>
         <w:tc>
           <w:tcPr>
-            <w:tcW w:type="dxa" w:w="4015"/>
+            <w:tcW w:type="dxa" w:w="4946"/>
             <w:tcBorders>
               <w:top w:val="single" w:color="A6A6A6" w:sz="4"/>
               <w:left w:val="single" w:color="A6A6A6" w:sz="4"/>
@@ -2392,7 +2473,7 @@
         </w:tc>
         <w:tc>
           <w:tcPr>
-            <w:tcW w:type="dxa" w:w="3616"/>
+            <w:tcW w:type="dxa" w:w="3424"/>
             <w:tcBorders>
               <w:top w:val="single" w:color="A6A6A6" w:sz="4"/>
               <w:left w:val="single" w:color="A6A6A6" w:sz="4"/>
@@ -2431,7 +2512,7 @@
         </w:trPr>
         <w:tc>
           <w:tcPr>
-            <w:tcW w:type="dxa" w:w="2007"/>
+            <w:tcW w:type="dxa" w:w="1268"/>
             <w:tcBorders>
               <w:top w:val="single" w:color="A6A6A6" w:sz="4"/>
               <w:left w:val="single" w:color="A6A6A6" w:sz="4"/>
@@ -2462,7 +2543,7 @@
         </w:tc>
         <w:tc>
           <w:tcPr>
-            <w:tcW w:type="dxa" w:w="4015"/>
+            <w:tcW w:type="dxa" w:w="4946"/>
             <w:tcBorders>
               <w:top w:val="single" w:color="A6A6A6" w:sz="4"/>
               <w:left w:val="single" w:color="A6A6A6" w:sz="4"/>
@@ -2493,7 +2574,7 @@
         </w:tc>
         <w:tc>
           <w:tcPr>
-            <w:tcW w:type="dxa" w:w="3616"/>
+            <w:tcW w:type="dxa" w:w="3424"/>
             <w:tcBorders>
               <w:top w:val="single" w:color="A6A6A6" w:sz="4"/>
               <w:left w:val="single" w:color="A6A6A6" w:sz="4"/>
@@ -2529,7 +2610,7 @@
         </w:trPr>
         <w:tc>
           <w:tcPr>
-            <w:tcW w:type="dxa" w:w="2007"/>
+            <w:tcW w:type="dxa" w:w="1268"/>
             <w:tcBorders>
               <w:top w:val="single" w:color="A6A6A6" w:sz="4"/>
               <w:left w:val="single" w:color="A6A6A6" w:sz="4"/>
@@ -2560,7 +2641,7 @@
         </w:tc>
         <w:tc>
           <w:tcPr>
-            <w:tcW w:type="dxa" w:w="4015"/>
+            <w:tcW w:type="dxa" w:w="4946"/>
             <w:tcBorders>
               <w:top w:val="single" w:color="A6A6A6" w:sz="4"/>
               <w:left w:val="single" w:color="A6A6A6" w:sz="4"/>
@@ -2591,7 +2672,7 @@
         </w:tc>
         <w:tc>
           <w:tcPr>
-            <w:tcW w:type="dxa" w:w="3616"/>
+            <w:tcW w:type="dxa" w:w="3424"/>
             <w:tcBorders>
               <w:top w:val="single" w:color="A6A6A6" w:sz="4"/>
               <w:left w:val="single" w:color="A6A6A6" w:sz="4"/>
@@ -2622,6 +2703,11 @@
         </w:tc>
       </w:tr>
     </w:tbl>
+    <w:p>
+      <w:pPr>
+        <w:spacing w:after="60"/>
+      </w:pPr>
+    </w:p>
     <w:p>
       <w:pPr>
         <w:pStyle w:val="Heading1"/>
@@ -2645,18 +2731,10 @@
         <w:pStyle w:val="ListParagraph"/>
         <w:numPr>
           <w:ilvl w:val="0"/>
-          <w:numId w:val="3"/>
+          <w:numId w:val="2"/>
         </w:numPr>
         <w:spacing w:after="70" w:line="290"/>
       </w:pPr>
-      <w:r>
-        <w:rPr>
-          <w:rFonts w:ascii="Arial" w:cs="Arial" w:eastAsia="Arial" w:hAnsi="Arial"/>
-          <w:sz w:val="21"/>
-          <w:szCs w:val="21"/>
-        </w:rPr>
-        <w:t xml:space="preserve"/>
-      </w:r>
       <w:r>
         <w:rPr>
           <w:rFonts w:ascii="Arial" w:cs="Arial" w:eastAsia="Arial" w:hAnsi="Arial"/>
@@ -2673,7 +2751,7 @@
           <w:sz w:val="21"/>
           <w:szCs w:val="21"/>
         </w:rPr>
-        <w:t xml:space="preserve"> cộng tồn kho đã chọn; ghi đơn giá nhập theo ĐVT chính; có thể ghi giá trị nhập.</w:t>
+        <w:t xml:space="preserve"> cộng tồn kho đã chọn; ghi đơn giá nhập theo ĐVT chính và kéo giá vốn bình quân theo giá đó (không ghi giá thì dùng giá vốn bình quân hiện tại). Người không có quyền nhập đơn giá thì giá bị bỏ.</w:t>
       </w:r>
     </w:p>
     <w:p>
@@ -2681,18 +2759,10 @@
         <w:pStyle w:val="ListParagraph"/>
         <w:numPr>
           <w:ilvl w:val="0"/>
-          <w:numId w:val="3"/>
+          <w:numId w:val="2"/>
         </w:numPr>
         <w:spacing w:after="70" w:line="290"/>
       </w:pPr>
-      <w:r>
-        <w:rPr>
-          <w:rFonts w:ascii="Arial" w:cs="Arial" w:eastAsia="Arial" w:hAnsi="Arial"/>
-          <w:sz w:val="21"/>
-          <w:szCs w:val="21"/>
-        </w:rPr>
-        <w:t xml:space="preserve"/>
-      </w:r>
       <w:r>
         <w:rPr>
           <w:rFonts w:ascii="Arial" w:cs="Arial" w:eastAsia="Arial" w:hAnsi="Arial"/>
@@ -2709,7 +2779,25 @@
           <w:sz w:val="21"/>
           <w:szCs w:val="21"/>
         </w:rPr>
-        <w:t xml:space="preserve"> trừ tồn; không có tiền, không sinh công nợ — chỉ ghi nhận hàng rời kho.</w:t>
+        <w:t xml:space="preserve"> trừ tồn; không có tiền, không sinh công nợ — chỉ ghi nhận hàng rời kho. Mỗi dòng xuất </w:t>
+      </w:r>
+      <w:r>
+        <w:rPr>
+          <w:rFonts w:ascii="Arial" w:cs="Arial" w:eastAsia="Arial" w:hAnsi="Arial"/>
+          <w:b/>
+          <w:bCs/>
+          <w:sz w:val="21"/>
+          <w:szCs w:val="21"/>
+        </w:rPr>
+        <w:t xml:space="preserve">chốt giá vốn</w:t>
+      </w:r>
+      <w:r>
+        <w:rPr>
+          <w:rFonts w:ascii="Arial" w:cs="Arial" w:eastAsia="Arial" w:hAnsi="Arial"/>
+          <w:sz w:val="21"/>
+          <w:szCs w:val="21"/>
+        </w:rPr>
+        <w:t xml:space="preserve"> bình quân tại thời điểm xuất (dùng cho lãi gộp).</w:t>
       </w:r>
     </w:p>
     <w:p>
@@ -2717,18 +2805,10 @@
         <w:pStyle w:val="ListParagraph"/>
         <w:numPr>
           <w:ilvl w:val="0"/>
-          <w:numId w:val="3"/>
+          <w:numId w:val="2"/>
         </w:numPr>
         <w:spacing w:after="70" w:line="290"/>
       </w:pPr>
-      <w:r>
-        <w:rPr>
-          <w:rFonts w:ascii="Arial" w:cs="Arial" w:eastAsia="Arial" w:hAnsi="Arial"/>
-          <w:sz w:val="21"/>
-          <w:szCs w:val="21"/>
-        </w:rPr>
-        <w:t xml:space="preserve"/>
-      </w:r>
       <w:r>
         <w:rPr>
           <w:rFonts w:ascii="Arial" w:cs="Arial" w:eastAsia="Arial" w:hAnsi="Arial"/>
@@ -2753,18 +2833,10 @@
         <w:pStyle w:val="ListParagraph"/>
         <w:numPr>
           <w:ilvl w:val="0"/>
-          <w:numId w:val="3"/>
+          <w:numId w:val="2"/>
         </w:numPr>
         <w:spacing w:after="70" w:line="290"/>
       </w:pPr>
-      <w:r>
-        <w:rPr>
-          <w:rFonts w:ascii="Arial" w:cs="Arial" w:eastAsia="Arial" w:hAnsi="Arial"/>
-          <w:sz w:val="21"/>
-          <w:szCs w:val="21"/>
-        </w:rPr>
-        <w:t xml:space="preserve"/>
-      </w:r>
       <w:r>
         <w:rPr>
           <w:rFonts w:ascii="Arial" w:cs="Arial" w:eastAsia="Arial" w:hAnsi="Arial"/>
@@ -2789,7 +2861,7 @@
         <w:pStyle w:val="ListParagraph"/>
         <w:numPr>
           <w:ilvl w:val="0"/>
-          <w:numId w:val="3"/>
+          <w:numId w:val="2"/>
         </w:numPr>
         <w:spacing w:after="70" w:line="290"/>
       </w:pPr>
@@ -2807,7 +2879,7 @@
         <w:pStyle w:val="ListParagraph"/>
         <w:numPr>
           <w:ilvl w:val="0"/>
-          <w:numId w:val="3"/>
+          <w:numId w:val="2"/>
         </w:numPr>
         <w:spacing w:after="70" w:line="290"/>
       </w:pPr>
@@ -2825,17 +2897,27 @@
         <w:pStyle w:val="ListParagraph"/>
         <w:numPr>
           <w:ilvl w:val="0"/>
-          <w:numId w:val="3"/>
+          <w:numId w:val="2"/>
         </w:numPr>
         <w:spacing w:after="70" w:line="290"/>
       </w:pPr>
       <w:r>
         <w:rPr>
           <w:rFonts w:ascii="Arial" w:cs="Arial" w:eastAsia="Arial" w:hAnsi="Arial"/>
+          <w:b/>
+          <w:bCs/>
           <w:sz w:val="21"/>
           <w:szCs w:val="21"/>
         </w:rPr>
-        <w:t xml:space="preserve">Xuất hoặc chuyển vượt tồn chỉ cảnh báo, vẫn lưu được (tồn có thể âm).</w:t>
+        <w:t xml:space="preserve">Xuất vượt tồn:</w:t>
+      </w:r>
+      <w:r>
+        <w:rPr>
+          <w:rFonts w:ascii="Arial" w:cs="Arial" w:eastAsia="Arial" w:hAnsi="Arial"/>
+          <w:sz w:val="21"/>
+          <w:szCs w:val="21"/>
+        </w:rPr>
+        <w:t xml:space="preserve"> khi công ty bật "Cho xuất quá số tồn" (mặc định) thì chỉ cảnh báo, vẫn lưu được (tồn có thể âm); khi tắt thì mọi phiếu làm tồn âm — kể cả giao hàng, xuất chuyến, vật tư sản xuất, huỷ phiếu nhập — bị từ chối, trừ người có quyền "Xuất vượt tồn kho".</w:t>
       </w:r>
     </w:p>
     <w:p>
@@ -2843,18 +2925,38 @@
         <w:pStyle w:val="ListParagraph"/>
         <w:numPr>
           <w:ilvl w:val="0"/>
-          <w:numId w:val="3"/>
+          <w:numId w:val="2"/>
         </w:numPr>
         <w:spacing w:after="70" w:line="290"/>
       </w:pPr>
       <w:r>
         <w:rPr>
           <w:rFonts w:ascii="Arial" w:cs="Arial" w:eastAsia="Arial" w:hAnsi="Arial"/>
+          <w:b/>
+          <w:bCs/>
           <w:sz w:val="21"/>
           <w:szCs w:val="21"/>
         </w:rPr>
-        <w:t xml:space="preserve"/>
+        <w:t xml:space="preserve">Ngày phiếu</w:t>
       </w:r>
+      <w:r>
+        <w:rPr>
+          <w:rFonts w:ascii="Arial" w:cs="Arial" w:eastAsia="Arial" w:hAnsi="Arial"/>
+          <w:sz w:val="21"/>
+          <w:szCs w:val="21"/>
+        </w:rPr>
+        <w:t xml:space="preserve"> không sau hôm nay (giờ Việt Nam). Chứng từ có ngày thuộc kỳ đã khoá sổ (ATL-20) không lập và không huỷ được.</w:t>
+      </w:r>
+    </w:p>
+    <w:p>
+      <w:pPr>
+        <w:pStyle w:val="ListParagraph"/>
+        <w:numPr>
+          <w:ilvl w:val="0"/>
+          <w:numId w:val="2"/>
+        </w:numPr>
+        <w:spacing w:after="70" w:line="290"/>
+      </w:pPr>
       <w:r>
         <w:rPr>
           <w:rFonts w:ascii="Arial" w:cs="Arial" w:eastAsia="Arial" w:hAnsi="Arial"/>
@@ -2871,7 +2973,7 @@
           <w:sz w:val="21"/>
           <w:szCs w:val="21"/>
         </w:rPr>
-        <w:t xml:space="preserve"> phiếu nhập sinh khi xe về kho với hàng khách không nhận.</w:t>
+        <w:t xml:space="preserve"> phiếu nhập sinh khi xe về kho với hàng khách không nhận, hoặc khi nhận hàng khách trả lại (phiếu trả hàng TH…); hàng vào lại đúng giá vốn đã xuất.</w:t>
       </w:r>
     </w:p>
     <w:p>
@@ -2879,18 +2981,38 @@
         <w:pStyle w:val="ListParagraph"/>
         <w:numPr>
           <w:ilvl w:val="0"/>
-          <w:numId w:val="3"/>
+          <w:numId w:val="2"/>
         </w:numPr>
         <w:spacing w:after="70" w:line="290"/>
       </w:pPr>
       <w:r>
         <w:rPr>
           <w:rFonts w:ascii="Arial" w:cs="Arial" w:eastAsia="Arial" w:hAnsi="Arial"/>
+          <w:b/>
+          <w:bCs/>
           <w:sz w:val="21"/>
           <w:szCs w:val="21"/>
         </w:rPr>
-        <w:t xml:space="preserve"/>
+        <w:t xml:space="preserve">Phiếu xuất trả nhà cung cấp:</w:t>
       </w:r>
+      <w:r>
+        <w:rPr>
+          <w:rFonts w:ascii="Arial" w:cs="Arial" w:eastAsia="Arial" w:hAnsi="Arial"/>
+          <w:sz w:val="21"/>
+          <w:szCs w:val="21"/>
+        </w:rPr>
+        <w:t xml:space="preserve"> sinh từ "Trả lại hàng mua" (TLM…, ATL-09), xuất theo giá mua; giá vốn bình quân tính lại như thể hàng đó chưa từng nhập.</w:t>
+      </w:r>
+    </w:p>
+    <w:p>
+      <w:pPr>
+        <w:pStyle w:val="ListParagraph"/>
+        <w:numPr>
+          <w:ilvl w:val="0"/>
+          <w:numId w:val="2"/>
+        </w:numPr>
+        <w:spacing w:after="70" w:line="290"/>
+      </w:pPr>
       <w:r>
         <w:rPr>
           <w:rFonts w:ascii="Arial" w:cs="Arial" w:eastAsia="Arial" w:hAnsi="Arial"/>
@@ -2907,7 +3029,7 @@
           <w:sz w:val="21"/>
           <w:szCs w:val="21"/>
         </w:rPr>
-        <w:t xml:space="preserve"> chỉ khi phiếu chưa huỷ và lập tay. Phiếu sinh từ đơn nhập, lệnh sản xuất, đơn bán/giao hàng, chuyến giao hàng phải xử lý ở chứng từ gốc.</w:t>
+        <w:t xml:space="preserve"> chỉ khi phiếu chưa huỷ và lập tay. Phiếu sinh từ đơn nhập, lệnh sản xuất, đơn bán/giao hàng, chuyến giao hàng, phiếu trả hàng phải xử lý ở chứng từ gốc. Huỷ khoá phiếu trong lúc đảo tồn để hai người không cùng huỷ.</w:t>
       </w:r>
     </w:p>
     <w:p>
@@ -2915,7 +3037,7 @@
         <w:pStyle w:val="ListParagraph"/>
         <w:numPr>
           <w:ilvl w:val="0"/>
-          <w:numId w:val="3"/>
+          <w:numId w:val="2"/>
         </w:numPr>
         <w:spacing w:after="70" w:line="290"/>
       </w:pPr>
@@ -2959,9 +3081,9 @@
         </w:tblBorders>
       </w:tblPr>
       <w:tblGrid>
-        <w:gridCol w:w="2409"/>
-        <w:gridCol w:w="2007"/>
-        <w:gridCol w:w="5222"/>
+        <w:gridCol w:w="2989"/>
+        <w:gridCol w:w="2015"/>
+        <w:gridCol w:w="4634"/>
       </w:tblGrid>
       <w:tr>
         <w:trPr>
@@ -2970,7 +3092,7 @@
         </w:trPr>
         <w:tc>
           <w:tcPr>
-            <w:tcW w:type="dxa" w:w="2409"/>
+            <w:tcW w:type="dxa" w:w="2989"/>
             <w:tcBorders>
               <w:top w:val="single" w:color="A6A6A6" w:sz="4"/>
               <w:left w:val="single" w:color="A6A6A6" w:sz="4"/>
@@ -3004,7 +3126,7 @@
         </w:tc>
         <w:tc>
           <w:tcPr>
-            <w:tcW w:type="dxa" w:w="2007"/>
+            <w:tcW w:type="dxa" w:w="2015"/>
             <w:tcBorders>
               <w:top w:val="single" w:color="A6A6A6" w:sz="4"/>
               <w:left w:val="single" w:color="A6A6A6" w:sz="4"/>
@@ -3038,7 +3160,7 @@
         </w:tc>
         <w:tc>
           <w:tcPr>
-            <w:tcW w:type="dxa" w:w="5222"/>
+            <w:tcW w:type="dxa" w:w="4634"/>
             <w:tcBorders>
               <w:top w:val="single" w:color="A6A6A6" w:sz="4"/>
               <w:left w:val="single" w:color="A6A6A6" w:sz="4"/>
@@ -3077,7 +3199,7 @@
         </w:trPr>
         <w:tc>
           <w:tcPr>
-            <w:tcW w:type="dxa" w:w="2409"/>
+            <w:tcW w:type="dxa" w:w="2989"/>
             <w:tcBorders>
               <w:top w:val="single" w:color="A6A6A6" w:sz="4"/>
               <w:left w:val="single" w:color="A6A6A6" w:sz="4"/>
@@ -3108,7 +3230,7 @@
         </w:tc>
         <w:tc>
           <w:tcPr>
-            <w:tcW w:type="dxa" w:w="2007"/>
+            <w:tcW w:type="dxa" w:w="2015"/>
             <w:tcBorders>
               <w:top w:val="single" w:color="A6A6A6" w:sz="4"/>
               <w:left w:val="single" w:color="A6A6A6" w:sz="4"/>
@@ -3139,7 +3261,7 @@
         </w:tc>
         <w:tc>
           <w:tcPr>
-            <w:tcW w:type="dxa" w:w="5222"/>
+            <w:tcW w:type="dxa" w:w="4634"/>
             <w:tcBorders>
               <w:top w:val="single" w:color="A6A6A6" w:sz="4"/>
               <w:left w:val="single" w:color="A6A6A6" w:sz="4"/>
@@ -3175,7 +3297,7 @@
         </w:trPr>
         <w:tc>
           <w:tcPr>
-            <w:tcW w:type="dxa" w:w="2409"/>
+            <w:tcW w:type="dxa" w:w="2989"/>
             <w:tcBorders>
               <w:top w:val="single" w:color="A6A6A6" w:sz="4"/>
               <w:left w:val="single" w:color="A6A6A6" w:sz="4"/>
@@ -3206,7 +3328,7 @@
         </w:tc>
         <w:tc>
           <w:tcPr>
-            <w:tcW w:type="dxa" w:w="2007"/>
+            <w:tcW w:type="dxa" w:w="2015"/>
             <w:tcBorders>
               <w:top w:val="single" w:color="A6A6A6" w:sz="4"/>
               <w:left w:val="single" w:color="A6A6A6" w:sz="4"/>
@@ -3237,7 +3359,7 @@
         </w:tc>
         <w:tc>
           <w:tcPr>
-            <w:tcW w:type="dxa" w:w="5222"/>
+            <w:tcW w:type="dxa" w:w="4634"/>
             <w:tcBorders>
               <w:top w:val="single" w:color="A6A6A6" w:sz="4"/>
               <w:left w:val="single" w:color="A6A6A6" w:sz="4"/>
@@ -3273,7 +3395,7 @@
         </w:trPr>
         <w:tc>
           <w:tcPr>
-            <w:tcW w:type="dxa" w:w="2409"/>
+            <w:tcW w:type="dxa" w:w="2989"/>
             <w:tcBorders>
               <w:top w:val="single" w:color="A6A6A6" w:sz="4"/>
               <w:left w:val="single" w:color="A6A6A6" w:sz="4"/>
@@ -3304,7 +3426,7 @@
         </w:tc>
         <w:tc>
           <w:tcPr>
-            <w:tcW w:type="dxa" w:w="2007"/>
+            <w:tcW w:type="dxa" w:w="2015"/>
             <w:tcBorders>
               <w:top w:val="single" w:color="A6A6A6" w:sz="4"/>
               <w:left w:val="single" w:color="A6A6A6" w:sz="4"/>
@@ -3335,7 +3457,7 @@
         </w:tc>
         <w:tc>
           <w:tcPr>
-            <w:tcW w:type="dxa" w:w="5222"/>
+            <w:tcW w:type="dxa" w:w="4634"/>
             <w:tcBorders>
               <w:top w:val="single" w:color="A6A6A6" w:sz="4"/>
               <w:left w:val="single" w:color="A6A6A6" w:sz="4"/>
@@ -3371,7 +3493,7 @@
         </w:trPr>
         <w:tc>
           <w:tcPr>
-            <w:tcW w:type="dxa" w:w="2409"/>
+            <w:tcW w:type="dxa" w:w="2989"/>
             <w:tcBorders>
               <w:top w:val="single" w:color="A6A6A6" w:sz="4"/>
               <w:left w:val="single" w:color="A6A6A6" w:sz="4"/>
@@ -3402,7 +3524,7 @@
         </w:tc>
         <w:tc>
           <w:tcPr>
-            <w:tcW w:type="dxa" w:w="2007"/>
+            <w:tcW w:type="dxa" w:w="2015"/>
             <w:tcBorders>
               <w:top w:val="single" w:color="A6A6A6" w:sz="4"/>
               <w:left w:val="single" w:color="A6A6A6" w:sz="4"/>
@@ -3433,7 +3555,7 @@
         </w:tc>
         <w:tc>
           <w:tcPr>
-            <w:tcW w:type="dxa" w:w="5222"/>
+            <w:tcW w:type="dxa" w:w="4634"/>
             <w:tcBorders>
               <w:top w:val="single" w:color="A6A6A6" w:sz="4"/>
               <w:left w:val="single" w:color="A6A6A6" w:sz="4"/>
@@ -3469,7 +3591,7 @@
         </w:trPr>
         <w:tc>
           <w:tcPr>
-            <w:tcW w:type="dxa" w:w="2409"/>
+            <w:tcW w:type="dxa" w:w="2989"/>
             <w:tcBorders>
               <w:top w:val="single" w:color="A6A6A6" w:sz="4"/>
               <w:left w:val="single" w:color="A6A6A6" w:sz="4"/>
@@ -3500,7 +3622,7 @@
         </w:tc>
         <w:tc>
           <w:tcPr>
-            <w:tcW w:type="dxa" w:w="2007"/>
+            <w:tcW w:type="dxa" w:w="2015"/>
             <w:tcBorders>
               <w:top w:val="single" w:color="A6A6A6" w:sz="4"/>
               <w:left w:val="single" w:color="A6A6A6" w:sz="4"/>
@@ -3531,7 +3653,7 @@
         </w:tc>
         <w:tc>
           <w:tcPr>
-            <w:tcW w:type="dxa" w:w="5222"/>
+            <w:tcW w:type="dxa" w:w="4634"/>
             <w:tcBorders>
               <w:top w:val="single" w:color="A6A6A6" w:sz="4"/>
               <w:left w:val="single" w:color="A6A6A6" w:sz="4"/>
@@ -3567,7 +3689,7 @@
         </w:trPr>
         <w:tc>
           <w:tcPr>
-            <w:tcW w:type="dxa" w:w="2409"/>
+            <w:tcW w:type="dxa" w:w="2989"/>
             <w:tcBorders>
               <w:top w:val="single" w:color="A6A6A6" w:sz="4"/>
               <w:left w:val="single" w:color="A6A6A6" w:sz="4"/>
@@ -3598,7 +3720,7 @@
         </w:tc>
         <w:tc>
           <w:tcPr>
-            <w:tcW w:type="dxa" w:w="2007"/>
+            <w:tcW w:type="dxa" w:w="2015"/>
             <w:tcBorders>
               <w:top w:val="single" w:color="A6A6A6" w:sz="4"/>
               <w:left w:val="single" w:color="A6A6A6" w:sz="4"/>
@@ -3629,32 +3751,32 @@
         </w:tc>
         <w:tc>
           <w:tcPr>
-            <w:tcW w:type="dxa" w:w="5222"/>
-            <w:tcBorders>
-              <w:top w:val="single" w:color="A6A6A6" w:sz="4"/>
-              <w:left w:val="single" w:color="A6A6A6" w:sz="4"/>
-              <w:bottom w:val="single" w:color="A6A6A6" w:sz="4"/>
-              <w:right w:val="single" w:color="A6A6A6" w:sz="4"/>
-            </w:tcBorders>
-            <w:tcMar>
-              <w:top w:type="dxa" w:w="60"/>
-              <w:left w:type="dxa" w:w="100"/>
-              <w:bottom w:type="dxa" w:w="60"/>
-              <w:right w:type="dxa" w:w="100"/>
-            </w:tcMar>
-            <w:vAlign w:val="top"/>
-          </w:tcPr>
-          <w:p>
-            <w:pPr>
-              <w:spacing w:after="20" w:line="270"/>
-            </w:pPr>
-            <w:r>
-              <w:rPr>
-                <w:rFonts w:ascii="Arial" w:cs="Arial" w:eastAsia="Arial" w:hAnsi="Arial"/>
-                <w:sz w:val="19"/>
-                <w:szCs w:val="19"/>
-              </w:rPr>
-              <w:t xml:space="preserve">productId, quantity (ĐVT chính), unitName, unitQuantity, unitPrice, bookQuantity, delta, note.</w:t>
+            <w:tcW w:type="dxa" w:w="4634"/>
+            <w:tcBorders>
+              <w:top w:val="single" w:color="A6A6A6" w:sz="4"/>
+              <w:left w:val="single" w:color="A6A6A6" w:sz="4"/>
+              <w:bottom w:val="single" w:color="A6A6A6" w:sz="4"/>
+              <w:right w:val="single" w:color="A6A6A6" w:sz="4"/>
+            </w:tcBorders>
+            <w:tcMar>
+              <w:top w:type="dxa" w:w="60"/>
+              <w:left w:type="dxa" w:w="100"/>
+              <w:bottom w:type="dxa" w:w="60"/>
+              <w:right w:type="dxa" w:w="100"/>
+            </w:tcMar>
+            <w:vAlign w:val="top"/>
+          </w:tcPr>
+          <w:p>
+            <w:pPr>
+              <w:spacing w:after="20" w:line="270"/>
+            </w:pPr>
+            <w:r>
+              <w:rPr>
+                <w:rFonts w:ascii="Arial" w:cs="Arial" w:eastAsia="Arial" w:hAnsi="Arial"/>
+                <w:sz w:val="19"/>
+                <w:szCs w:val="19"/>
+              </w:rPr>
+              <w:t xml:space="preserve">productId, quantity (ĐVT chính), unitName, unitQuantity, unitPrice, unitCost (giá vốn đã chốt, không gửi ra giao diện), bookQuantity, delta, note.</w:t>
             </w:r>
           </w:p>
         </w:tc>
@@ -3665,7 +3787,7 @@
         </w:trPr>
         <w:tc>
           <w:tcPr>
-            <w:tcW w:type="dxa" w:w="2409"/>
+            <w:tcW w:type="dxa" w:w="2989"/>
             <w:tcBorders>
               <w:top w:val="single" w:color="A6A6A6" w:sz="4"/>
               <w:left w:val="single" w:color="A6A6A6" w:sz="4"/>
@@ -3696,7 +3818,7 @@
         </w:tc>
         <w:tc>
           <w:tcPr>
-            <w:tcW w:type="dxa" w:w="2007"/>
+            <w:tcW w:type="dxa" w:w="2015"/>
             <w:tcBorders>
               <w:top w:val="single" w:color="A6A6A6" w:sz="4"/>
               <w:left w:val="single" w:color="A6A6A6" w:sz="4"/>
@@ -3727,7 +3849,7 @@
         </w:tc>
         <w:tc>
           <w:tcPr>
-            <w:tcW w:type="dxa" w:w="5222"/>
+            <w:tcW w:type="dxa" w:w="4634"/>
             <w:tcBorders>
               <w:top w:val="single" w:color="A6A6A6" w:sz="4"/>
               <w:left w:val="single" w:color="A6A6A6" w:sz="4"/>
@@ -3763,7 +3885,7 @@
         </w:trPr>
         <w:tc>
           <w:tcPr>
-            <w:tcW w:type="dxa" w:w="2409"/>
+            <w:tcW w:type="dxa" w:w="2989"/>
             <w:tcBorders>
               <w:top w:val="single" w:color="A6A6A6" w:sz="4"/>
               <w:left w:val="single" w:color="A6A6A6" w:sz="4"/>
@@ -3794,7 +3916,7 @@
         </w:tc>
         <w:tc>
           <w:tcPr>
-            <w:tcW w:type="dxa" w:w="2007"/>
+            <w:tcW w:type="dxa" w:w="2015"/>
             <w:tcBorders>
               <w:top w:val="single" w:color="A6A6A6" w:sz="4"/>
               <w:left w:val="single" w:color="A6A6A6" w:sz="4"/>
@@ -3825,7 +3947,7 @@
         </w:tc>
         <w:tc>
           <w:tcPr>
-            <w:tcW w:type="dxa" w:w="5222"/>
+            <w:tcW w:type="dxa" w:w="4634"/>
             <w:tcBorders>
               <w:top w:val="single" w:color="A6A6A6" w:sz="4"/>
               <w:left w:val="single" w:color="A6A6A6" w:sz="4"/>
@@ -3856,6 +3978,11 @@
         </w:tc>
       </w:tr>
     </w:tbl>
+    <w:p>
+      <w:pPr>
+        <w:spacing w:after="60"/>
+      </w:pPr>
+    </w:p>
     <w:p>
       <w:pPr>
         <w:pStyle w:val="Heading1"/>
@@ -3887,8 +4014,8 @@
         </w:tblBorders>
       </w:tblPr>
       <w:tblGrid>
-        <w:gridCol w:w="3011"/>
-        <w:gridCol w:w="6627"/>
+        <w:gridCol w:w="2536"/>
+        <w:gridCol w:w="7102"/>
       </w:tblGrid>
       <w:tr>
         <w:trPr>
@@ -3897,7 +4024,7 @@
         </w:trPr>
         <w:tc>
           <w:tcPr>
-            <w:tcW w:type="dxa" w:w="3011"/>
+            <w:tcW w:type="dxa" w:w="2536"/>
             <w:tcBorders>
               <w:top w:val="single" w:color="A6A6A6" w:sz="4"/>
               <w:left w:val="single" w:color="A6A6A6" w:sz="4"/>
@@ -3931,7 +4058,7 @@
         </w:tc>
         <w:tc>
           <w:tcPr>
-            <w:tcW w:type="dxa" w:w="6627"/>
+            <w:tcW w:type="dxa" w:w="7102"/>
             <w:tcBorders>
               <w:top w:val="single" w:color="A6A6A6" w:sz="4"/>
               <w:left w:val="single" w:color="A6A6A6" w:sz="4"/>
@@ -3970,7 +4097,7 @@
         </w:trPr>
         <w:tc>
           <w:tcPr>
-            <w:tcW w:type="dxa" w:w="3011"/>
+            <w:tcW w:type="dxa" w:w="2536"/>
             <w:tcBorders>
               <w:top w:val="single" w:color="A6A6A6" w:sz="4"/>
               <w:left w:val="single" w:color="A6A6A6" w:sz="4"/>
@@ -4001,7 +4128,7 @@
         </w:tc>
         <w:tc>
           <w:tcPr>
-            <w:tcW w:type="dxa" w:w="6627"/>
+            <w:tcW w:type="dxa" w:w="7102"/>
             <w:tcBorders>
               <w:top w:val="single" w:color="A6A6A6" w:sz="4"/>
               <w:left w:val="single" w:color="A6A6A6" w:sz="4"/>
@@ -4037,7 +4164,7 @@
         </w:trPr>
         <w:tc>
           <w:tcPr>
-            <w:tcW w:type="dxa" w:w="3011"/>
+            <w:tcW w:type="dxa" w:w="2536"/>
             <w:tcBorders>
               <w:top w:val="single" w:color="A6A6A6" w:sz="4"/>
               <w:left w:val="single" w:color="A6A6A6" w:sz="4"/>
@@ -4068,7 +4195,7 @@
         </w:tc>
         <w:tc>
           <w:tcPr>
-            <w:tcW w:type="dxa" w:w="6627"/>
+            <w:tcW w:type="dxa" w:w="7102"/>
             <w:tcBorders>
               <w:top w:val="single" w:color="A6A6A6" w:sz="4"/>
               <w:left w:val="single" w:color="A6A6A6" w:sz="4"/>
@@ -4104,7 +4231,7 @@
         </w:trPr>
         <w:tc>
           <w:tcPr>
-            <w:tcW w:type="dxa" w:w="3011"/>
+            <w:tcW w:type="dxa" w:w="2536"/>
             <w:tcBorders>
               <w:top w:val="single" w:color="A6A6A6" w:sz="4"/>
               <w:left w:val="single" w:color="A6A6A6" w:sz="4"/>
@@ -4135,7 +4262,7 @@
         </w:tc>
         <w:tc>
           <w:tcPr>
-            <w:tcW w:type="dxa" w:w="6627"/>
+            <w:tcW w:type="dxa" w:w="7102"/>
             <w:tcBorders>
               <w:top w:val="single" w:color="A6A6A6" w:sz="4"/>
               <w:left w:val="single" w:color="A6A6A6" w:sz="4"/>
@@ -4171,7 +4298,7 @@
         </w:trPr>
         <w:tc>
           <w:tcPr>
-            <w:tcW w:type="dxa" w:w="3011"/>
+            <w:tcW w:type="dxa" w:w="2536"/>
             <w:tcBorders>
               <w:top w:val="single" w:color="A6A6A6" w:sz="4"/>
               <w:left w:val="single" w:color="A6A6A6" w:sz="4"/>
@@ -4202,7 +4329,7 @@
         </w:tc>
         <w:tc>
           <w:tcPr>
-            <w:tcW w:type="dxa" w:w="6627"/>
+            <w:tcW w:type="dxa" w:w="7102"/>
             <w:tcBorders>
               <w:top w:val="single" w:color="A6A6A6" w:sz="4"/>
               <w:left w:val="single" w:color="A6A6A6" w:sz="4"/>
@@ -4238,7 +4365,7 @@
         </w:trPr>
         <w:tc>
           <w:tcPr>
-            <w:tcW w:type="dxa" w:w="3011"/>
+            <w:tcW w:type="dxa" w:w="2536"/>
             <w:tcBorders>
               <w:top w:val="single" w:color="A6A6A6" w:sz="4"/>
               <w:left w:val="single" w:color="A6A6A6" w:sz="4"/>
@@ -4269,7 +4396,7 @@
         </w:tc>
         <w:tc>
           <w:tcPr>
-            <w:tcW w:type="dxa" w:w="6627"/>
+            <w:tcW w:type="dxa" w:w="7102"/>
             <w:tcBorders>
               <w:top w:val="single" w:color="A6A6A6" w:sz="4"/>
               <w:left w:val="single" w:color="A6A6A6" w:sz="4"/>
@@ -4300,6 +4427,11 @@
         </w:tc>
       </w:tr>
     </w:tbl>
+    <w:p>
+      <w:pPr>
+        <w:spacing w:after="60"/>
+      </w:pPr>
+    </w:p>
     <w:p>
       <w:pPr>
         <w:pStyle w:val="Heading1"/>
@@ -4331,8 +4463,8 @@
         </w:tblBorders>
       </w:tblPr>
       <w:tblGrid>
-        <w:gridCol w:w="2610"/>
-        <w:gridCol w:w="7028"/>
+        <w:gridCol w:w="3739"/>
+        <w:gridCol w:w="5899"/>
       </w:tblGrid>
       <w:tr>
         <w:trPr>
@@ -4341,7 +4473,7 @@
         </w:trPr>
         <w:tc>
           <w:tcPr>
-            <w:tcW w:type="dxa" w:w="2610"/>
+            <w:tcW w:type="dxa" w:w="3739"/>
             <w:tcBorders>
               <w:top w:val="single" w:color="A6A6A6" w:sz="4"/>
               <w:left w:val="single" w:color="A6A6A6" w:sz="4"/>
@@ -4375,7 +4507,7 @@
         </w:tc>
         <w:tc>
           <w:tcPr>
-            <w:tcW w:type="dxa" w:w="7028"/>
+            <w:tcW w:type="dxa" w:w="5899"/>
             <w:tcBorders>
               <w:top w:val="single" w:color="A6A6A6" w:sz="4"/>
               <w:left w:val="single" w:color="A6A6A6" w:sz="4"/>
@@ -4414,7 +4546,7 @@
         </w:trPr>
         <w:tc>
           <w:tcPr>
-            <w:tcW w:type="dxa" w:w="2610"/>
+            <w:tcW w:type="dxa" w:w="3739"/>
             <w:tcBorders>
               <w:top w:val="single" w:color="A6A6A6" w:sz="4"/>
               <w:left w:val="single" w:color="A6A6A6" w:sz="4"/>
@@ -4445,7 +4577,7 @@
         </w:tc>
         <w:tc>
           <w:tcPr>
-            <w:tcW w:type="dxa" w:w="7028"/>
+            <w:tcW w:type="dxa" w:w="5899"/>
             <w:tcBorders>
               <w:top w:val="single" w:color="A6A6A6" w:sz="4"/>
               <w:left w:val="single" w:color="A6A6A6" w:sz="4"/>
@@ -4481,7 +4613,7 @@
         </w:trPr>
         <w:tc>
           <w:tcPr>
-            <w:tcW w:type="dxa" w:w="2610"/>
+            <w:tcW w:type="dxa" w:w="3739"/>
             <w:tcBorders>
               <w:top w:val="single" w:color="A6A6A6" w:sz="4"/>
               <w:left w:val="single" w:color="A6A6A6" w:sz="4"/>
@@ -4512,7 +4644,7 @@
         </w:tc>
         <w:tc>
           <w:tcPr>
-            <w:tcW w:type="dxa" w:w="7028"/>
+            <w:tcW w:type="dxa" w:w="5899"/>
             <w:tcBorders>
               <w:top w:val="single" w:color="A6A6A6" w:sz="4"/>
               <w:left w:val="single" w:color="A6A6A6" w:sz="4"/>
@@ -4548,7 +4680,7 @@
         </w:trPr>
         <w:tc>
           <w:tcPr>
-            <w:tcW w:type="dxa" w:w="2610"/>
+            <w:tcW w:type="dxa" w:w="3739"/>
             <w:tcBorders>
               <w:top w:val="single" w:color="A6A6A6" w:sz="4"/>
               <w:left w:val="single" w:color="A6A6A6" w:sz="4"/>
@@ -4579,7 +4711,7 @@
         </w:tc>
         <w:tc>
           <w:tcPr>
-            <w:tcW w:type="dxa" w:w="7028"/>
+            <w:tcW w:type="dxa" w:w="5899"/>
             <w:tcBorders>
               <w:top w:val="single" w:color="A6A6A6" w:sz="4"/>
               <w:left w:val="single" w:color="A6A6A6" w:sz="4"/>
@@ -4615,7 +4747,7 @@
         </w:trPr>
         <w:tc>
           <w:tcPr>
-            <w:tcW w:type="dxa" w:w="2610"/>
+            <w:tcW w:type="dxa" w:w="3739"/>
             <w:tcBorders>
               <w:top w:val="single" w:color="A6A6A6" w:sz="4"/>
               <w:left w:val="single" w:color="A6A6A6" w:sz="4"/>
@@ -4646,37 +4778,176 @@
         </w:tc>
         <w:tc>
           <w:tcPr>
-            <w:tcW w:type="dxa" w:w="7028"/>
-            <w:tcBorders>
-              <w:top w:val="single" w:color="A6A6A6" w:sz="4"/>
-              <w:left w:val="single" w:color="A6A6A6" w:sz="4"/>
-              <w:bottom w:val="single" w:color="A6A6A6" w:sz="4"/>
-              <w:right w:val="single" w:color="A6A6A6" w:sz="4"/>
-            </w:tcBorders>
-            <w:tcMar>
-              <w:top w:type="dxa" w:w="60"/>
-              <w:left w:type="dxa" w:w="100"/>
-              <w:bottom w:type="dxa" w:w="60"/>
-              <w:right w:type="dxa" w:w="100"/>
-            </w:tcMar>
-            <w:vAlign w:val="top"/>
-          </w:tcPr>
-          <w:p>
-            <w:pPr>
-              <w:spacing w:after="20" w:line="270"/>
-            </w:pPr>
-            <w:r>
-              <w:rPr>
-                <w:rFonts w:ascii="Arial" w:cs="Arial" w:eastAsia="Arial" w:hAnsi="Arial"/>
-                <w:sz w:val="19"/>
-                <w:szCs w:val="19"/>
-              </w:rPr>
-              <w:t xml:space="preserve">Giao hàng sinh phiếu xuất; xe về kho sinh phiếu nhập trả về.</w:t>
+            <w:tcW w:type="dxa" w:w="5899"/>
+            <w:tcBorders>
+              <w:top w:val="single" w:color="A6A6A6" w:sz="4"/>
+              <w:left w:val="single" w:color="A6A6A6" w:sz="4"/>
+              <w:bottom w:val="single" w:color="A6A6A6" w:sz="4"/>
+              <w:right w:val="single" w:color="A6A6A6" w:sz="4"/>
+            </w:tcBorders>
+            <w:tcMar>
+              <w:top w:type="dxa" w:w="60"/>
+              <w:left w:type="dxa" w:w="100"/>
+              <w:bottom w:type="dxa" w:w="60"/>
+              <w:right w:type="dxa" w:w="100"/>
+            </w:tcMar>
+            <w:vAlign w:val="top"/>
+          </w:tcPr>
+          <w:p>
+            <w:pPr>
+              <w:spacing w:after="20" w:line="270"/>
+            </w:pPr>
+            <w:r>
+              <w:rPr>
+                <w:rFonts w:ascii="Arial" w:cs="Arial" w:eastAsia="Arial" w:hAnsi="Arial"/>
+                <w:sz w:val="19"/>
+                <w:szCs w:val="19"/>
+              </w:rPr>
+              <w:t xml:space="preserve">Giao hàng sinh phiếu xuất; xe về kho và trả hàng bán sinh phiếu nhập trả về.</w:t>
+            </w:r>
+          </w:p>
+        </w:tc>
+      </w:tr>
+      <w:tr>
+        <w:trPr>
+          <w:cantSplit/>
+        </w:trPr>
+        <w:tc>
+          <w:tcPr>
+            <w:tcW w:type="dxa" w:w="3739"/>
+            <w:tcBorders>
+              <w:top w:val="single" w:color="A6A6A6" w:sz="4"/>
+              <w:left w:val="single" w:color="A6A6A6" w:sz="4"/>
+              <w:bottom w:val="single" w:color="A6A6A6" w:sz="4"/>
+              <w:right w:val="single" w:color="A6A6A6" w:sz="4"/>
+            </w:tcBorders>
+            <w:tcMar>
+              <w:top w:type="dxa" w:w="60"/>
+              <w:left w:type="dxa" w:w="100"/>
+              <w:bottom w:type="dxa" w:w="60"/>
+              <w:right w:type="dxa" w:w="100"/>
+            </w:tcMar>
+            <w:vAlign w:val="top"/>
+          </w:tcPr>
+          <w:p>
+            <w:pPr>
+              <w:spacing w:after="20" w:line="270"/>
+            </w:pPr>
+            <w:r>
+              <w:rPr>
+                <w:rFonts w:ascii="Arial" w:cs="Arial" w:eastAsia="Arial" w:hAnsi="Arial"/>
+                <w:sz w:val="19"/>
+                <w:szCs w:val="19"/>
+              </w:rPr>
+              <w:t xml:space="preserve">Kho (ATL-32)</w:t>
+            </w:r>
+          </w:p>
+        </w:tc>
+        <w:tc>
+          <w:tcPr>
+            <w:tcW w:type="dxa" w:w="5899"/>
+            <w:tcBorders>
+              <w:top w:val="single" w:color="A6A6A6" w:sz="4"/>
+              <w:left w:val="single" w:color="A6A6A6" w:sz="4"/>
+              <w:bottom w:val="single" w:color="A6A6A6" w:sz="4"/>
+              <w:right w:val="single" w:color="A6A6A6" w:sz="4"/>
+            </w:tcBorders>
+            <w:tcMar>
+              <w:top w:type="dxa" w:w="60"/>
+              <w:left w:type="dxa" w:w="100"/>
+              <w:bottom w:type="dxa" w:w="60"/>
+              <w:right w:type="dxa" w:w="100"/>
+            </w:tcMar>
+            <w:vAlign w:val="top"/>
+          </w:tcPr>
+          <w:p>
+            <w:pPr>
+              <w:spacing w:after="20" w:line="270"/>
+            </w:pPr>
+            <w:r>
+              <w:rPr>
+                <w:rFonts w:ascii="Arial" w:cs="Arial" w:eastAsia="Arial" w:hAnsi="Arial"/>
+                <w:sz w:val="19"/>
+                <w:szCs w:val="19"/>
+              </w:rPr>
+              <w:t xml:space="preserve">Tab phiếu kho của từng kho.</w:t>
+            </w:r>
+          </w:p>
+        </w:tc>
+      </w:tr>
+      <w:tr>
+        <w:trPr>
+          <w:cantSplit/>
+        </w:trPr>
+        <w:tc>
+          <w:tcPr>
+            <w:tcW w:type="dxa" w:w="3739"/>
+            <w:tcBorders>
+              <w:top w:val="single" w:color="A6A6A6" w:sz="4"/>
+              <w:left w:val="single" w:color="A6A6A6" w:sz="4"/>
+              <w:bottom w:val="single" w:color="A6A6A6" w:sz="4"/>
+              <w:right w:val="single" w:color="A6A6A6" w:sz="4"/>
+            </w:tcBorders>
+            <w:tcMar>
+              <w:top w:type="dxa" w:w="60"/>
+              <w:left w:type="dxa" w:w="100"/>
+              <w:bottom w:type="dxa" w:w="60"/>
+              <w:right w:type="dxa" w:w="100"/>
+            </w:tcMar>
+            <w:vAlign w:val="top"/>
+          </w:tcPr>
+          <w:p>
+            <w:pPr>
+              <w:spacing w:after="20" w:line="270"/>
+            </w:pPr>
+            <w:r>
+              <w:rPr>
+                <w:rFonts w:ascii="Arial" w:cs="Arial" w:eastAsia="Arial" w:hAnsi="Arial"/>
+                <w:sz w:val="19"/>
+                <w:szCs w:val="19"/>
+              </w:rPr>
+              <w:t xml:space="preserve">Thông tin công ty (ATL-20)</w:t>
+            </w:r>
+          </w:p>
+        </w:tc>
+        <w:tc>
+          <w:tcPr>
+            <w:tcW w:type="dxa" w:w="5899"/>
+            <w:tcBorders>
+              <w:top w:val="single" w:color="A6A6A6" w:sz="4"/>
+              <w:left w:val="single" w:color="A6A6A6" w:sz="4"/>
+              <w:bottom w:val="single" w:color="A6A6A6" w:sz="4"/>
+              <w:right w:val="single" w:color="A6A6A6" w:sz="4"/>
+            </w:tcBorders>
+            <w:tcMar>
+              <w:top w:type="dxa" w:w="60"/>
+              <w:left w:type="dxa" w:w="100"/>
+              <w:bottom w:type="dxa" w:w="60"/>
+              <w:right w:type="dxa" w:w="100"/>
+            </w:tcMar>
+            <w:vAlign w:val="top"/>
+          </w:tcPr>
+          <w:p>
+            <w:pPr>
+              <w:spacing w:after="20" w:line="270"/>
+            </w:pPr>
+            <w:r>
+              <w:rPr>
+                <w:rFonts w:ascii="Arial" w:cs="Arial" w:eastAsia="Arial" w:hAnsi="Arial"/>
+                <w:sz w:val="19"/>
+                <w:szCs w:val="19"/>
+              </w:rPr>
+              <w:t xml:space="preserve">Khoá sổ và "Cho xuất quá số tồn".</w:t>
             </w:r>
           </w:p>
         </w:tc>
       </w:tr>
     </w:tbl>
+    <w:p>
+      <w:pPr>
+        <w:spacing w:after="60"/>
+      </w:pPr>
+    </w:p>
     <w:p>
       <w:pPr>
         <w:pStyle w:val="Heading1"/>
@@ -4708,8 +4979,8 @@
         </w:tblBorders>
       </w:tblPr>
       <w:tblGrid>
-        <w:gridCol w:w="3614"/>
-        <w:gridCol w:w="6024"/>
+        <w:gridCol w:w="4469"/>
+        <w:gridCol w:w="5169"/>
       </w:tblGrid>
       <w:tr>
         <w:trPr>
@@ -4718,7 +4989,7 @@
         </w:trPr>
         <w:tc>
           <w:tcPr>
-            <w:tcW w:type="dxa" w:w="3614"/>
+            <w:tcW w:type="dxa" w:w="4469"/>
             <w:tcBorders>
               <w:top w:val="single" w:color="A6A6A6" w:sz="4"/>
               <w:left w:val="single" w:color="A6A6A6" w:sz="4"/>
@@ -4752,7 +5023,7 @@
         </w:tc>
         <w:tc>
           <w:tcPr>
-            <w:tcW w:type="dxa" w:w="6024"/>
+            <w:tcW w:type="dxa" w:w="5169"/>
             <w:tcBorders>
               <w:top w:val="single" w:color="A6A6A6" w:sz="4"/>
               <w:left w:val="single" w:color="A6A6A6" w:sz="4"/>
@@ -4791,7 +5062,7 @@
         </w:trPr>
         <w:tc>
           <w:tcPr>
-            <w:tcW w:type="dxa" w:w="3614"/>
+            <w:tcW w:type="dxa" w:w="4469"/>
             <w:tcBorders>
               <w:top w:val="single" w:color="A6A6A6" w:sz="4"/>
               <w:left w:val="single" w:color="A6A6A6" w:sz="4"/>
@@ -4822,7 +5093,7 @@
         </w:tc>
         <w:tc>
           <w:tcPr>
-            <w:tcW w:type="dxa" w:w="6024"/>
+            <w:tcW w:type="dxa" w:w="5169"/>
             <w:tcBorders>
               <w:top w:val="single" w:color="A6A6A6" w:sz="4"/>
               <w:left w:val="single" w:color="A6A6A6" w:sz="4"/>
@@ -4858,7 +5129,7 @@
         </w:trPr>
         <w:tc>
           <w:tcPr>
-            <w:tcW w:type="dxa" w:w="3614"/>
+            <w:tcW w:type="dxa" w:w="4469"/>
             <w:tcBorders>
               <w:top w:val="single" w:color="A6A6A6" w:sz="4"/>
               <w:left w:val="single" w:color="A6A6A6" w:sz="4"/>
@@ -4889,7 +5160,7 @@
         </w:tc>
         <w:tc>
           <w:tcPr>
-            <w:tcW w:type="dxa" w:w="6024"/>
+            <w:tcW w:type="dxa" w:w="5169"/>
             <w:tcBorders>
               <w:top w:val="single" w:color="A6A6A6" w:sz="4"/>
               <w:left w:val="single" w:color="A6A6A6" w:sz="4"/>
@@ -4925,7 +5196,7 @@
         </w:trPr>
         <w:tc>
           <w:tcPr>
-            <w:tcW w:type="dxa" w:w="3614"/>
+            <w:tcW w:type="dxa" w:w="4469"/>
             <w:tcBorders>
               <w:top w:val="single" w:color="A6A6A6" w:sz="4"/>
               <w:left w:val="single" w:color="A6A6A6" w:sz="4"/>
@@ -4956,7 +5227,7 @@
         </w:tc>
         <w:tc>
           <w:tcPr>
-            <w:tcW w:type="dxa" w:w="6024"/>
+            <w:tcW w:type="dxa" w:w="5169"/>
             <w:tcBorders>
               <w:top w:val="single" w:color="A6A6A6" w:sz="4"/>
               <w:left w:val="single" w:color="A6A6A6" w:sz="4"/>
@@ -4992,7 +5263,7 @@
         </w:trPr>
         <w:tc>
           <w:tcPr>
-            <w:tcW w:type="dxa" w:w="3614"/>
+            <w:tcW w:type="dxa" w:w="4469"/>
             <w:tcBorders>
               <w:top w:val="single" w:color="A6A6A6" w:sz="4"/>
               <w:left w:val="single" w:color="A6A6A6" w:sz="4"/>
@@ -5023,7 +5294,7 @@
         </w:tc>
         <w:tc>
           <w:tcPr>
-            <w:tcW w:type="dxa" w:w="6024"/>
+            <w:tcW w:type="dxa" w:w="5169"/>
             <w:tcBorders>
               <w:top w:val="single" w:color="A6A6A6" w:sz="4"/>
               <w:left w:val="single" w:color="A6A6A6" w:sz="4"/>
@@ -5049,11 +5320,150 @@
                 <w:szCs w:val="19"/>
               </w:rPr>
               <w:t xml:space="preserve">Hiện trang "Không tìm thấy phiếu kho" kèm nút về danh sách.</w:t>
+            </w:r>
+          </w:p>
+        </w:tc>
+      </w:tr>
+      <w:tr>
+        <w:trPr>
+          <w:cantSplit/>
+        </w:trPr>
+        <w:tc>
+          <w:tcPr>
+            <w:tcW w:type="dxa" w:w="4469"/>
+            <w:tcBorders>
+              <w:top w:val="single" w:color="A6A6A6" w:sz="4"/>
+              <w:left w:val="single" w:color="A6A6A6" w:sz="4"/>
+              <w:bottom w:val="single" w:color="A6A6A6" w:sz="4"/>
+              <w:right w:val="single" w:color="A6A6A6" w:sz="4"/>
+            </w:tcBorders>
+            <w:tcMar>
+              <w:top w:type="dxa" w:w="60"/>
+              <w:left w:type="dxa" w:w="100"/>
+              <w:bottom w:type="dxa" w:w="60"/>
+              <w:right w:type="dxa" w:w="100"/>
+            </w:tcMar>
+            <w:vAlign w:val="top"/>
+          </w:tcPr>
+          <w:p>
+            <w:pPr>
+              <w:spacing w:after="20" w:line="270"/>
+            </w:pPr>
+            <w:r>
+              <w:rPr>
+                <w:rFonts w:ascii="Arial" w:cs="Arial" w:eastAsia="Arial" w:hAnsi="Arial"/>
+                <w:sz w:val="19"/>
+                <w:szCs w:val="19"/>
+              </w:rPr>
+              <w:t xml:space="preserve">Ngày phiếu sau hôm nay hoặc trong kỳ đã khoá sổ</w:t>
+            </w:r>
+          </w:p>
+        </w:tc>
+        <w:tc>
+          <w:tcPr>
+            <w:tcW w:type="dxa" w:w="5169"/>
+            <w:tcBorders>
+              <w:top w:val="single" w:color="A6A6A6" w:sz="4"/>
+              <w:left w:val="single" w:color="A6A6A6" w:sz="4"/>
+              <w:bottom w:val="single" w:color="A6A6A6" w:sz="4"/>
+              <w:right w:val="single" w:color="A6A6A6" w:sz="4"/>
+            </w:tcBorders>
+            <w:tcMar>
+              <w:top w:type="dxa" w:w="60"/>
+              <w:left w:type="dxa" w:w="100"/>
+              <w:bottom w:type="dxa" w:w="60"/>
+              <w:right w:type="dxa" w:w="100"/>
+            </w:tcMar>
+            <w:vAlign w:val="top"/>
+          </w:tcPr>
+          <w:p>
+            <w:pPr>
+              <w:spacing w:after="20" w:line="270"/>
+            </w:pPr>
+            <w:r>
+              <w:rPr>
+                <w:rFonts w:ascii="Arial" w:cs="Arial" w:eastAsia="Arial" w:hAnsi="Arial"/>
+                <w:sz w:val="19"/>
+                <w:szCs w:val="19"/>
+              </w:rPr>
+              <w:t xml:space="preserve">Máy chủ từ chối, báo rõ lý do.</w:t>
+            </w:r>
+          </w:p>
+        </w:tc>
+      </w:tr>
+      <w:tr>
+        <w:trPr>
+          <w:cantSplit/>
+        </w:trPr>
+        <w:tc>
+          <w:tcPr>
+            <w:tcW w:type="dxa" w:w="4469"/>
+            <w:tcBorders>
+              <w:top w:val="single" w:color="A6A6A6" w:sz="4"/>
+              <w:left w:val="single" w:color="A6A6A6" w:sz="4"/>
+              <w:bottom w:val="single" w:color="A6A6A6" w:sz="4"/>
+              <w:right w:val="single" w:color="A6A6A6" w:sz="4"/>
+            </w:tcBorders>
+            <w:tcMar>
+              <w:top w:type="dxa" w:w="60"/>
+              <w:left w:type="dxa" w:w="100"/>
+              <w:bottom w:type="dxa" w:w="60"/>
+              <w:right w:type="dxa" w:w="100"/>
+            </w:tcMar>
+            <w:vAlign w:val="top"/>
+          </w:tcPr>
+          <w:p>
+            <w:pPr>
+              <w:spacing w:after="20" w:line="270"/>
+            </w:pPr>
+            <w:r>
+              <w:rPr>
+                <w:rFonts w:ascii="Arial" w:cs="Arial" w:eastAsia="Arial" w:hAnsi="Arial"/>
+                <w:sz w:val="19"/>
+                <w:szCs w:val="19"/>
+              </w:rPr>
+              <w:t xml:space="preserve">Xuất vượt tồn khi công ty không cho xuất quá số tồn</w:t>
+            </w:r>
+          </w:p>
+        </w:tc>
+        <w:tc>
+          <w:tcPr>
+            <w:tcW w:type="dxa" w:w="5169"/>
+            <w:tcBorders>
+              <w:top w:val="single" w:color="A6A6A6" w:sz="4"/>
+              <w:left w:val="single" w:color="A6A6A6" w:sz="4"/>
+              <w:bottom w:val="single" w:color="A6A6A6" w:sz="4"/>
+              <w:right w:val="single" w:color="A6A6A6" w:sz="4"/>
+            </w:tcBorders>
+            <w:tcMar>
+              <w:top w:type="dxa" w:w="60"/>
+              <w:left w:type="dxa" w:w="100"/>
+              <w:bottom w:type="dxa" w:w="60"/>
+              <w:right w:type="dxa" w:w="100"/>
+            </w:tcMar>
+            <w:vAlign w:val="top"/>
+          </w:tcPr>
+          <w:p>
+            <w:pPr>
+              <w:spacing w:after="20" w:line="270"/>
+            </w:pPr>
+            <w:r>
+              <w:rPr>
+                <w:rFonts w:ascii="Arial" w:cs="Arial" w:eastAsia="Arial" w:hAnsi="Arial"/>
+                <w:sz w:val="19"/>
+                <w:szCs w:val="19"/>
+              </w:rPr>
+              <w:t xml:space="preserve">Từ chối, báo mặt hàng và số tồn hiện có.</w:t>
             </w:r>
           </w:p>
         </w:tc>
       </w:tr>
     </w:tbl>
+    <w:p>
+      <w:pPr>
+        <w:spacing w:after="60"/>
+      </w:pPr>
+    </w:p>
     <w:p>
       <w:pPr>
         <w:pStyle w:val="Heading1"/>
@@ -5077,7 +5487,7 @@
         <w:pStyle w:val="ListParagraph"/>
         <w:numPr>
           <w:ilvl w:val="0"/>
-          <w:numId w:val="2"/>
+          <w:numId w:val="1"/>
         </w:numPr>
         <w:spacing w:after="60" w:line="290"/>
       </w:pPr>
@@ -5113,7 +5523,7 @@
         <w:pStyle w:val="ListParagraph"/>
         <w:numPr>
           <w:ilvl w:val="0"/>
-          <w:numId w:val="2"/>
+          <w:numId w:val="1"/>
         </w:numPr>
         <w:spacing w:after="60" w:line="290"/>
       </w:pPr>
@@ -5131,7 +5541,7 @@
         <w:pStyle w:val="ListParagraph"/>
         <w:numPr>
           <w:ilvl w:val="0"/>
-          <w:numId w:val="2"/>
+          <w:numId w:val="1"/>
         </w:numPr>
         <w:spacing w:after="60" w:line="290"/>
       </w:pPr>
@@ -5167,7 +5577,7 @@
         <w:pStyle w:val="ListParagraph"/>
         <w:numPr>
           <w:ilvl w:val="0"/>
-          <w:numId w:val="2"/>
+          <w:numId w:val="1"/>
         </w:numPr>
         <w:spacing w:after="60" w:line="290"/>
       </w:pPr>
@@ -5185,7 +5595,7 @@
         <w:pStyle w:val="ListParagraph"/>
         <w:numPr>
           <w:ilvl w:val="0"/>
-          <w:numId w:val="2"/>
+          <w:numId w:val="1"/>
         </w:numPr>
         <w:spacing w:after="60" w:line="290"/>
       </w:pPr>
@@ -5203,7 +5613,7 @@
         <w:pStyle w:val="ListParagraph"/>
         <w:numPr>
           <w:ilvl w:val="0"/>
-          <w:numId w:val="2"/>
+          <w:numId w:val="1"/>
         </w:numPr>
         <w:spacing w:after="60" w:line="290"/>
       </w:pPr>
@@ -5284,7 +5694,7 @@
 </file>
 
 <file path=word/footer1.xml><?xml version="1.0" encoding="utf-8"?>
-<w:ftr xmlns:wpc="http://schemas.microsoft.com/office/word/2010/wordprocessingCanvas" xmlns:mc="http://schemas.openxmlformats.org/markup-compatibility/2006" xmlns:o="urn:schemas-microsoft-com:office:office" xmlns:r="http://schemas.openxmlformats.org/officeDocument/2006/relationships" xmlns:m="http://schemas.openxmlformats.org/officeDocument/2006/math" xmlns:v="urn:schemas-microsoft-com:vml" xmlns:wp14="http://schemas.microsoft.com/office/word/2010/wordprocessingDrawing" xmlns:wp="http://schemas.openxmlformats.org/drawingml/2006/wordprocessingDrawing" xmlns:w10="urn:schemas-microsoft-com:office:word" xmlns:w="http://schemas.openxmlformats.org/wordprocessingml/2006/main" xmlns:w14="http://schemas.microsoft.com/office/word/2010/wordml" xmlns:w15="http://schemas.microsoft.com/office/word/2012/wordml" xmlns:wpg="http://schemas.microsoft.com/office/word/2010/wordprocessingGroup" xmlns:wpi="http://schemas.microsoft.com/office/word/2010/wordprocessingInk" xmlns:wne="http://schemas.microsoft.com/office/word/2006/wordml" xmlns:wps="http://schemas.microsoft.com/office/word/2010/wordprocessingShape">
+<w:ftr xmlns:r="http://schemas.openxmlformats.org/officeDocument/2006/relationships" xmlns:w="http://schemas.openxmlformats.org/wordprocessingml/2006/main">
   <w:p>
     <w:pPr>
       <w:jc w:val="center"/>
@@ -5324,6 +5734,15 @@
         <w:szCs w:val="17"/>
       </w:rPr>
       <w:fldChar w:fldCharType="separate"/>
+    </w:r>
+    <w:r>
+      <w:rPr>
+        <w:rFonts w:ascii="Arial" w:cs="Arial" w:eastAsia="Arial" w:hAnsi="Arial"/>
+        <w:color w:val="7F7F7F"/>
+        <w:sz w:val="17"/>
+        <w:szCs w:val="17"/>
+      </w:rPr>
+      <w:t>1</w:t>
     </w:r>
     <w:r>
       <w:rPr>
@@ -5377,6 +5796,15 @@
         <w:sz w:val="17"/>
         <w:szCs w:val="17"/>
       </w:rPr>
+      <w:t>1</w:t>
+    </w:r>
+    <w:r>
+      <w:rPr>
+        <w:rFonts w:ascii="Arial" w:cs="Arial" w:eastAsia="Arial" w:hAnsi="Arial"/>
+        <w:color w:val="7F7F7F"/>
+        <w:sz w:val="17"/>
+        <w:szCs w:val="17"/>
+      </w:rPr>
       <w:fldChar w:fldCharType="end"/>
     </w:r>
   </w:p>
@@ -5421,7 +5849,7 @@
 </file>
 
 <file path=word/header1.xml><?xml version="1.0" encoding="utf-8"?>
-<w:hdr xmlns:wpc="http://schemas.microsoft.com/office/word/2010/wordprocessingCanvas" xmlns:mc="http://schemas.openxmlformats.org/markup-compatibility/2006" xmlns:o="urn:schemas-microsoft-com:office:office" xmlns:r="http://schemas.openxmlformats.org/officeDocument/2006/relationships" xmlns:m="http://schemas.openxmlformats.org/officeDocument/2006/math" xmlns:v="urn:schemas-microsoft-com:vml" xmlns:wp14="http://schemas.microsoft.com/office/word/2010/wordprocessingDrawing" xmlns:wp="http://schemas.openxmlformats.org/drawingml/2006/wordprocessingDrawing" xmlns:w10="urn:schemas-microsoft-com:office:word" xmlns:w="http://schemas.openxmlformats.org/wordprocessingml/2006/main" xmlns:w14="http://schemas.microsoft.com/office/word/2010/wordml" xmlns:w15="http://schemas.microsoft.com/office/word/2012/wordml" xmlns:wpg="http://schemas.microsoft.com/office/word/2010/wordprocessingGroup" xmlns:wpi="http://schemas.microsoft.com/office/word/2010/wordprocessingInk" xmlns:wne="http://schemas.microsoft.com/office/word/2006/wordml" xmlns:wps="http://schemas.microsoft.com/office/word/2010/wordprocessingShape" xmlns:cx="http://schemas.microsoft.com/office/drawing/2014/chartex" xmlns:cx1="http://schemas.microsoft.com/office/drawing/2015/9/8/chartex" xmlns:cx2="http://schemas.microsoft.com/office/drawing/2015/10/21/chartex" xmlns:cx3="http://schemas.microsoft.com/office/drawing/2016/5/9/chartex" xmlns:cx4="http://schemas.microsoft.com/office/drawing/2016/5/10/chartex" xmlns:cx5="http://schemas.microsoft.com/office/drawing/2016/5/11/chartex" xmlns:cx6="http://schemas.microsoft.com/office/drawing/2016/5/12/chartex" xmlns:cx7="http://schemas.microsoft.com/office/drawing/2016/5/13/chartex" xmlns:cx8="http://schemas.microsoft.com/office/drawing/2016/5/14/chartex" xmlns:w16cid="http://schemas.microsoft.com/office/word/2016/wordml/cid" xmlns:w16se="http://schemas.microsoft.com/office/word/2015/wordml/symex">
+<w:hdr xmlns:r="http://schemas.openxmlformats.org/officeDocument/2006/relationships" xmlns:w="http://schemas.openxmlformats.org/wordprocessingml/2006/main">
   <w:p>
     <w:pPr>
       <w:pBdr>
@@ -5447,101 +5875,18 @@
         <w:sz w:val="17"/>
         <w:szCs w:val="17"/>
       </w:rPr>
-      <w:t xml:space="preserve">	ATL-06 · Phiếu kho</w:t>
+      <w:tab/>
+      <w:t xml:space="preserve">ATL-06 · Phiếu kho</w:t>
     </w:r>
   </w:p>
 </w:hdr>
 </file>
 
 <file path=word/numbering.xml><?xml version="1.0" encoding="utf-8"?>
-<w:numbering xmlns:wpc="http://schemas.microsoft.com/office/word/2010/wordprocessingCanvas" xmlns:mc="http://schemas.openxmlformats.org/markup-compatibility/2006" xmlns:o="urn:schemas-microsoft-com:office:office" xmlns:r="http://schemas.openxmlformats.org/officeDocument/2006/relationships" xmlns:m="http://schemas.openxmlformats.org/officeDocument/2006/math" xmlns:v="urn:schemas-microsoft-com:vml" xmlns:wp14="http://schemas.microsoft.com/office/word/2010/wordprocessingDrawing" xmlns:wp="http://schemas.openxmlformats.org/drawingml/2006/wordprocessingDrawing" xmlns:w10="urn:schemas-microsoft-com:office:word" xmlns:w="http://schemas.openxmlformats.org/wordprocessingml/2006/main" xmlns:w14="http://schemas.microsoft.com/office/word/2010/wordml" xmlns:w15="http://schemas.microsoft.com/office/word/2012/wordml" xmlns:wpg="http://schemas.microsoft.com/office/word/2010/wordprocessingGroup" xmlns:wpi="http://schemas.microsoft.com/office/word/2010/wordprocessingInk" xmlns:wne="http://schemas.microsoft.com/office/word/2006/wordml" xmlns:wps="http://schemas.microsoft.com/office/word/2010/wordprocessingShape" mc:Ignorable="w14 w15 wp14">
-  <w:abstractNum w:abstractNumId="1" w15:restartNumberingAfterBreak="0">
-    <w:multiLevelType w:val="hybridMultilevel"/>
-    <w:lvl w:ilvl="0" w:tentative="1">
-      <w:start w:val="1"/>
-      <w:numFmt w:val="bullet"/>
-      <w:lvlText w:val="●"/>
-      <w:lvlJc w:val="left"/>
-      <w:pPr>
-        <w:ind w:left="720" w:hanging="360"/>
-      </w:pPr>
-    </w:lvl>
-    <w:lvl w:ilvl="1" w:tentative="1">
-      <w:start w:val="1"/>
-      <w:numFmt w:val="bullet"/>
-      <w:lvlText w:val="○"/>
-      <w:lvlJc w:val="left"/>
-      <w:pPr>
-        <w:ind w:left="1440" w:hanging="360"/>
-      </w:pPr>
-    </w:lvl>
-    <w:lvl w:ilvl="2" w:tentative="1">
-      <w:start w:val="1"/>
-      <w:numFmt w:val="bullet"/>
-      <w:lvlText w:val="■"/>
-      <w:lvlJc w:val="left"/>
-      <w:pPr>
-        <w:ind w:left="2160" w:hanging="360"/>
-      </w:pPr>
-    </w:lvl>
-    <w:lvl w:ilvl="3" w:tentative="1">
-      <w:start w:val="1"/>
-      <w:numFmt w:val="bullet"/>
-      <w:lvlText w:val="●"/>
-      <w:lvlJc w:val="left"/>
-      <w:pPr>
-        <w:ind w:left="2880" w:hanging="360"/>
-      </w:pPr>
-    </w:lvl>
-    <w:lvl w:ilvl="4" w:tentative="1">
-      <w:start w:val="1"/>
-      <w:numFmt w:val="bullet"/>
-      <w:lvlText w:val="○"/>
-      <w:lvlJc w:val="left"/>
-      <w:pPr>
-        <w:ind w:left="3600" w:hanging="360"/>
-      </w:pPr>
-    </w:lvl>
-    <w:lvl w:ilvl="5" w:tentative="1">
-      <w:start w:val="1"/>
-      <w:numFmt w:val="bullet"/>
-      <w:lvlText w:val="■"/>
-      <w:lvlJc w:val="left"/>
-      <w:pPr>
-        <w:ind w:left="4320" w:hanging="360"/>
-      </w:pPr>
-    </w:lvl>
-    <w:lvl w:ilvl="6" w:tentative="1">
-      <w:start w:val="1"/>
-      <w:numFmt w:val="bullet"/>
-      <w:lvlText w:val="●"/>
-      <w:lvlJc w:val="left"/>
-      <w:pPr>
-        <w:ind w:left="5040" w:hanging="360"/>
-      </w:pPr>
-    </w:lvl>
-    <w:lvl w:ilvl="7" w:tentative="1">
-      <w:start w:val="1"/>
-      <w:numFmt w:val="bullet"/>
-      <w:lvlText w:val="●"/>
-      <w:lvlJc w:val="left"/>
-      <w:pPr>
-        <w:ind w:left="5760" w:hanging="360"/>
-      </w:pPr>
-    </w:lvl>
-    <w:lvl w:ilvl="8" w:tentative="1">
-      <w:start w:val="1"/>
-      <w:numFmt w:val="bullet"/>
-      <w:lvlText w:val="●"/>
-      <w:lvlJc w:val="left"/>
-      <w:pPr>
-        <w:ind w:left="6480" w:hanging="360"/>
-      </w:pPr>
-    </w:lvl>
-  </w:abstractNum>
-  <w:abstractNum w:abstractNumId="2" w15:restartNumberingAfterBreak="0">
-    <w:multiLevelType w:val="hybridMultilevel"/>
-    <w:lvl w:ilvl="0" w:tentative="1">
+<w:numbering xmlns:r="http://schemas.openxmlformats.org/officeDocument/2006/relationships" xmlns:w="http://schemas.openxmlformats.org/wordprocessingml/2006/main">
+  <w:abstractNum w:abstractNumId="1">
+    <w:multiLevelType w:val="singleLevel"/>
+    <w:lvl w:ilvl="0">
       <w:start w:val="1"/>
       <w:numFmt w:val="bullet"/>
       <w:lvlText w:val="•"/>
@@ -5551,9 +5896,9 @@
       </w:pPr>
     </w:lvl>
   </w:abstractNum>
-  <w:abstractNum w:abstractNumId="3" w15:restartNumberingAfterBreak="0">
-    <w:multiLevelType w:val="hybridMultilevel"/>
-    <w:lvl w:ilvl="0" w:tentative="1">
+  <w:abstractNum w:abstractNumId="2">
+    <w:multiLevelType w:val="singleLevel"/>
+    <w:lvl w:ilvl="0">
       <w:start w:val="1"/>
       <w:numFmt w:val="decimal"/>
       <w:lvlText w:val="%1."/>
@@ -5565,18 +5910,9 @@
   </w:abstractNum>
   <w:num w:numId="1">
     <w:abstractNumId w:val="1"/>
-    <w:lvlOverride w:ilvl="0">
-      <w:startOverride w:val="1"/>
-    </w:lvlOverride>
   </w:num>
   <w:num w:numId="2">
     <w:abstractNumId w:val="2"/>
-    <w:lvlOverride w:ilvl="0">
-      <w:startOverride w:val="1"/>
-    </w:lvlOverride>
-  </w:num>
-  <w:num w:numId="3">
-    <w:abstractNumId w:val="3"/>
     <w:lvlOverride w:ilvl="0">
       <w:startOverride w:val="1"/>
     </w:lvlOverride>
